--- a/Engineering-Mathematics/Modul-Word/Modul-3-PD-Homogen-dan-Eksak.docx
+++ b/Engineering-Mathematics/Modul-Word/Modul-3-PD-Homogen-dan-Eksak.docx
@@ -9793,9 +9793,11 @@
     <w:sectPr>
       <w:headerReference w:type="default" r:id="rId15"/>
       <w:footerReference w:type="default" r:id="rId16"/>
+      <w:footerReference w:type="first" r:id="rId28"/>
       <w:pgSz w:w="11906" w:h="16838" w:code="9"/>
       <w:pgMar w:top="1701" w:right="1418" w:bottom="1418" w:left="1701" w:header="709" w:footer="709" w:gutter="0"/>
       <w:cols w:space="708"/>
+      <w:titlePg/>
       <w:docGrid w:linePitch="360"/>
     </w:sectPr>
   </w:body>
@@ -10350,6 +10352,16 @@
         </mc:Fallback>
       </mc:AlternateContent>
     </w:r>
+  </w:p>
+</w:ftr>
+</file>
+
+<file path=word/footer2.xml><?xml version="1.0" encoding="utf-8"?>
+<w:ftr xmlns:m="http://schemas.openxmlformats.org/officeDocument/2006/math" xmlns:mc="http://schemas.openxmlformats.org/markup-compatibility/2006" xmlns:mo="http://schemas.microsoft.com/office/mac/office/2008/main" xmlns:mv="urn:schemas-microsoft-com:mac:vml" xmlns:o="urn:schemas-microsoft-com:office:office" xmlns:r="http://schemas.openxmlformats.org/officeDocument/2006/relationships" xmlns:v="urn:schemas-microsoft-com:vml" xmlns:w10="urn:schemas-microsoft-com:office:word" xmlns:w14="http://schemas.microsoft.com/office/word/2010/wordml" xmlns:w="http://schemas.openxmlformats.org/wordprocessingml/2006/main" xmlns:wne="http://schemas.microsoft.com/office/word/2006/wordml" xmlns:wp14="http://schemas.microsoft.com/office/word/2010/wordprocessingDrawing" xmlns:wp="http://schemas.openxmlformats.org/drawingml/2006/wordprocessingDrawing" xmlns:wpc="http://schemas.microsoft.com/office/word/2010/wordprocessingCanvas" xmlns:wpg="http://schemas.microsoft.com/office/word/2010/wordprocessingGroup" xmlns:wpi="http://schemas.microsoft.com/office/word/2010/wordprocessingInk" xmlns:wps="http://schemas.microsoft.com/office/word/2010/wordprocessingShape" mc:Ignorable="w14 wp14">
+  <w:p>
+    <w:pPr>
+      <w:pStyle w:val="Footer"/>
+    </w:pPr>
   </w:p>
 </w:ftr>
 </file>

--- a/Engineering-Mathematics/Modul-Word/Modul-3-PD-Homogen-dan-Eksak.docx
+++ b/Engineering-Mathematics/Modul-Word/Modul-3-PD-Homogen-dan-Eksak.docx
@@ -6587,7 +6587,7 @@
           <w:i w:val="0"/>
           <w:sz w:val="22"/>
         </w:rPr>
-        <w:t>Empat cell berikut menerapkan konsep pertemuan ini memakai SymPy untuk verifikasi simbolik dan solusi otomatis. Lingkungan: conda env math4 dengan paket sympy, numpy, matplotlib; notebook p3_pd_homogen_eksak.ipynb. Gambar 7 menunjukkan cuplikan Cell 2 yang memverifikasi syarat eksak dan merekonstruksi fungsi potensial F untuk Contoh 4.1.</w:t>
+        <w:t xml:space="preserve">Empat cell berikut menerapkan konsep pertemuan ini memakai SymPy untuk verifikasi simbolik dan solusi otomatis. Lingkungan: conda env math4 dengan paket sympy, numpy, matplotlib; notebook p3_pd_homogen_eksak.ipynb. Gambar 7 menunjukkan potongan Cell 2 yang memverifikasi syarat eksak dan merekonstruksi fungsi potensial F untuk Contoh 4.1.</w:t>
       </w:r>
     </w:p>
     <w:p>
@@ -6644,7 +6644,7 @@
           <w:color w:val="444444"/>
           <w:sz w:val="20"/>
         </w:rPr>
-        <w:t>Gambar 7. Cuplikan Cell 2: verifikasi syarat eksak Mᵧ=Nₓ dan rekonstruksi fungsi potensial F(x,y) untuk Contoh 4.1, memakai sp.diff dan sp.integrate.</w:t>
+        <w:t xml:space="preserve">Gambar 7. Potongan Cell 2: verifikasi syarat eksak Mᵧ=Nₓ dan rekonstruksi fungsi potensial F(x,y) untuk Contoh 4.1, memakai sp.diff dan sp.integrate.</w:t>
       </w:r>
     </w:p>
     <w:p>

--- a/Engineering-Mathematics/Modul-Word/Modul-3-PD-Homogen-dan-Eksak.docx
+++ b/Engineering-Mathematics/Modul-Word/Modul-3-PD-Homogen-dan-Eksak.docx
@@ -1379,7 +1379,7 @@
                                 <w:szCs w:val="20"/>
                                 <w:lang w:val="en-US"/>
                               </w:rPr>
-                              <w:t>myclass.mercubuana.ac.id</w:t>
+                              <w:t xml:space="preserve">myclass.mercubuana.ac·id</w:t>
                             </w:r>
                           </w:p>
                         </w:txbxContent>
@@ -1426,7 +1426,7 @@
                           <w:szCs w:val="20"/>
                           <w:lang w:val="en-US"/>
                         </w:rPr>
-                        <w:t>myclass.mercubuana.ac.id</w:t>
+                        <w:t xml:space="preserve">myclass.mercubuana.ac·id</w:t>
                       </w:r>
                     </w:p>
                   </w:txbxContent>
@@ -2512,7 +2512,7 @@
                                 <w:sz w:val="20"/>
                                 <w:szCs w:val="20"/>
                               </w:rPr>
-                              <w:t>www.mercubuana.ac.id</w:t>
+                              <w:t xml:space="preserve">www.mercubuana.ac·id</w:t>
                             </w:r>
                           </w:p>
                         </w:txbxContent>
@@ -2558,7 +2558,7 @@
                           <w:sz w:val="20"/>
                           <w:szCs w:val="20"/>
                         </w:rPr>
-                        <w:t>www.mercubuana.ac.id</w:t>
+                        <w:t xml:space="preserve">www.mercubuana.ac·id</w:t>
                       </w:r>
                     </w:p>
                   </w:txbxContent>
@@ -2712,7 +2712,69 @@
           <w:color w:val="444444"/>
           <w:sz w:val="20"/>
         </w:rPr>
-        <w:t>Gambar 1. Posisi Pertemuan 3 (PD Homogen &amp; Eksak) dalam alur mata kuliah Matematika 4, di antara PD Variabel Terpisah (P2) dan PD Linier Orde N (P4).</w:t>
+        <w:t xml:space="preserve">Gambar 1. Posisi Pertemuan 3 (PD Homogen &amp; Eksak) dalam alur mata kuliah Matematika 4, di antara PD Variabel Terpisah (</w:t>
+      </w:r>
+      <w:r>
+        <w:rPr>
+          <w:rFonts w:ascii="Arial" w:hAnsi="Arial" w:cs="Arial"/>
+          <w:b w:val="0"/>
+          <w:i/>
+          <w:color w:val="444444"/>
+          <w:sz w:val="20"/>
+        </w:rPr>
+        <w:t xml:space="preserve">P</w:t>
+      </w:r>
+      <w:r>
+        <w:rPr>
+          <w:rFonts w:ascii="Arial" w:hAnsi="Arial" w:cs="Arial"/>
+          <w:b w:val="0"/>
+          <w:i/>
+          <w:color w:val="444444"/>
+          <w:sz w:val="20"/>
+          <w:vertAlign w:val="subscript"/>
+        </w:rPr>
+        <w:t xml:space="preserve">2</w:t>
+      </w:r>
+      <w:r>
+        <w:rPr>
+          <w:rFonts w:ascii="Arial" w:hAnsi="Arial" w:cs="Arial"/>
+          <w:b w:val="0"/>
+          <w:i/>
+          <w:color w:val="444444"/>
+          <w:sz w:val="20"/>
+        </w:rPr>
+        <w:t xml:space="preserve">) dan PD Linier Orde N (</w:t>
+      </w:r>
+      <w:r>
+        <w:rPr>
+          <w:rFonts w:ascii="Arial" w:hAnsi="Arial" w:cs="Arial"/>
+          <w:b w:val="0"/>
+          <w:i/>
+          <w:color w:val="444444"/>
+          <w:sz w:val="20"/>
+        </w:rPr>
+        <w:t xml:space="preserve">P</w:t>
+      </w:r>
+      <w:r>
+        <w:rPr>
+          <w:rFonts w:ascii="Arial" w:hAnsi="Arial" w:cs="Arial"/>
+          <w:b w:val="0"/>
+          <w:i/>
+          <w:color w:val="444444"/>
+          <w:sz w:val="20"/>
+          <w:vertAlign w:val="subscript"/>
+        </w:rPr>
+        <w:t xml:space="preserve">4</w:t>
+      </w:r>
+      <w:r>
+        <w:rPr>
+          <w:rFonts w:ascii="Arial" w:hAnsi="Arial" w:cs="Arial"/>
+          <w:b w:val="0"/>
+          <w:i/>
+          <w:color w:val="444444"/>
+          <w:sz w:val="20"/>
+        </w:rPr>
+        <w:t xml:space="preserve">).</w:t>
       </w:r>
     </w:p>
     <w:p>
@@ -2849,6 +2911,15 @@
         </w:rPr>
         <w:t>Fungsi f(x,y) dikatakan homogen berderajat n bila untuk setiap skalar α berlaku sifat invarian skala berikut.</w:t>
       </w:r>
+      <w:r>
+        <w:rPr>
+          <w:rFonts w:ascii="Arial" w:hAnsi="Arial" w:cs="Arial"/>
+          <w:b w:val="0"/>
+          <w:i w:val="0"/>
+          <w:sz w:val="22"/>
+        </w:rPr>
+        <w:t xml:space="preserve"> Hubungan ini dirangkum dalam Persamaan (1).</w:t>
+      </w:r>
     </w:p>
     <w:p>
       <w:pPr>
@@ -2865,6 +2936,16 @@
         </w:rPr>
         <w:t>f(αx, αy) = αⁿ · f(x, y)</w:t>
       </w:r>
+      <w:r>
+        <w:rPr>
+          <w:rFonts w:ascii="Arial" w:hAnsi="Arial" w:cs="Arial"/>
+          <w:b/>
+          <w:i/>
+          <w:color w:val="305496"/>
+          <w:sz w:val="22"/>
+        </w:rPr>
+        <w:t xml:space="preserve">   (1)</w:t>
+      </w:r>
     </w:p>
     <w:p>
       <w:pPr>
@@ -2887,7 +2968,64 @@
           <w:i w:val="0"/>
           <w:sz w:val="22"/>
         </w:rPr>
-        <w:t>Istilah "homogen" di sini bukan istilah yang sama dengan "PD homogen vs non-homogen" pada PD linier orde tinggi (yang merujuk pada apakah suku ruas kanan r(x)=0). Di konteks PD orde satu ini, "homogen" berarti sifat skalar invarian dari fungsi-fungsi pembentuk PD. Trik cepat untuk fungsi polinomial: fungsi homogen berderajat n jika setiap suku memiliki jumlah pangkat x dan y yang sama persis n. Untuk fungsi non-polinomial seperti eˣ/ʸ, aturan berbeda berlaku: bila ekspresi hanya bergantung pada rasio y/x atau x/y, fungsi tersebut otomatis homogen berderajat 0, karena e^(αx/αy) = e^(x/y) = α⁰·e^(x/y).</w:t>
+        <w:t xml:space="preserve">Istilah "homogen" di sini bukan istilah yang sama dengan "PD homogen vs non-homogen" pada PD linier orde tinggi (yang merujuk pada apakah suku ruas kanan r(x)=0). Di konteks PD orde satu ini, "homogen" berarti sifat skalar invarian dari fungsi-fungsi pembentuk PD. Trik cepat untuk fungsi polinomial: fungsi homogen berderajat n jika setiap suku memiliki jumlah pangkat x dan y yang sama persis n. Untuk fungsi non-polinomial seperti eˣ/ʸ, aturan berbeda berlaku: bila ekspresi hanya bergantung pada rasio y/x atau x/y, fungsi tersebut otomatis homogen berderajat 0, karena e</w:t>
+      </w:r>
+      <w:r>
+        <w:rPr>
+          <w:rFonts w:ascii="Arial" w:hAnsi="Arial" w:cs="Arial"/>
+          <w:b w:val="0"/>
+          <w:i w:val="0"/>
+          <w:sz w:val="22"/>
+          <w:vertAlign w:val="superscript"/>
+        </w:rPr>
+        <w:t xml:space="preserve">αx/αy</w:t>
+      </w:r>
+      <w:r>
+        <w:rPr>
+          <w:rFonts w:ascii="Arial" w:hAnsi="Arial" w:cs="Arial"/>
+          <w:b w:val="0"/>
+          <w:i w:val="0"/>
+          <w:sz w:val="22"/>
+        </w:rPr>
+        <w:t xml:space="preserve"> = e</w:t>
+      </w:r>
+      <w:r>
+        <w:rPr>
+          <w:rFonts w:ascii="Arial" w:hAnsi="Arial" w:cs="Arial"/>
+          <w:b w:val="0"/>
+          <w:i w:val="0"/>
+          <w:sz w:val="22"/>
+          <w:vertAlign w:val="superscript"/>
+        </w:rPr>
+        <w:t xml:space="preserve">x/y</w:t>
+      </w:r>
+      <w:r>
+        <w:rPr>
+          <w:rFonts w:ascii="Arial" w:hAnsi="Arial" w:cs="Arial"/>
+          <w:b w:val="0"/>
+          <w:i w:val="0"/>
+          <w:sz w:val="22"/>
+        </w:rPr>
+        <w:t xml:space="preserve"> = α⁰·e</w:t>
+      </w:r>
+      <w:r>
+        <w:rPr>
+          <w:rFonts w:ascii="Arial" w:hAnsi="Arial" w:cs="Arial"/>
+          <w:b w:val="0"/>
+          <w:i w:val="0"/>
+          <w:sz w:val="22"/>
+          <w:vertAlign w:val="superscript"/>
+        </w:rPr>
+        <w:t xml:space="preserve">x/y</w:t>
+      </w:r>
+      <w:r>
+        <w:rPr>
+          <w:rFonts w:ascii="Arial" w:hAnsi="Arial" w:cs="Arial"/>
+          <w:b w:val="0"/>
+          <w:i w:val="0"/>
+          <w:sz w:val="22"/>
+        </w:rPr>
+        <w:t xml:space="preserve">.</w:t>
       </w:r>
     </w:p>
     <w:p>
@@ -3009,6 +3147,15 @@
         </w:rPr>
         <w:t>Sebuah PD orde satu disebut homogen bila dapat ditulis sebagai g(x,y) dx + h(x,y) dy = 0 dengan g dan h fungsi homogen berderajat sama. Kalau salah satu koefisien tidak homogen, atau derajatnya berbeda, PD tersebut bukan PD homogen dan harus diselesaikan dengan metode lain (variabel terpisah bila memungkinkan, atau eksak bila memenuhi syarat Mᵧ=Nₓ pada Bagian selanjutnya).</w:t>
       </w:r>
+      <w:r>
+        <w:rPr>
+          <w:rFonts w:ascii="Arial" w:hAnsi="Arial" w:cs="Arial"/>
+          <w:b w:val="0"/>
+          <w:i w:val="0"/>
+          <w:sz w:val="22"/>
+        </w:rPr>
+        <w:t xml:space="preserve"> Bentuk ringkasnya dituliskan pada Persamaan (2).</w:t>
+      </w:r>
     </w:p>
     <w:p>
       <w:pPr>
@@ -3024,6 +3171,16 @@
           <w:sz w:val="22"/>
         </w:rPr>
         <w:t>g(x, y) dx + h(x, y) dy = 0,   dengan g(αx,αy)=αⁿg(x,y) dan h(αx,αy)=αⁿh(x,y)</w:t>
+      </w:r>
+      <w:r>
+        <w:rPr>
+          <w:rFonts w:ascii="Arial" w:hAnsi="Arial" w:cs="Arial"/>
+          <w:b/>
+          <w:i/>
+          <w:color w:val="305496"/>
+          <w:sz w:val="22"/>
+        </w:rPr>
+        <w:t xml:space="preserve">   (2)</w:t>
       </w:r>
     </w:p>
     <w:p>
@@ -3980,6 +4137,15 @@
         </w:rPr>
         <w:t>Gambar 3 merangkum prosedur lengkap: (1) misalkan y=ux sehingga dy=u dx+x du (aturan produk); (2) substitusikan ke PD asli, lalu bagi seluruh persamaan dengan xⁿ (n=derajat homogen) sehingga tersisa bentuk P(u) du + dx/x = 0 yang variabel-terpisah; (3) integralkan kedua ruas, lalu ganti kembali u=y/x untuk mendapatkan solusi dalam variabel asli.</w:t>
       </w:r>
+      <w:r>
+        <w:rPr>
+          <w:rFonts w:ascii="Arial" w:hAnsi="Arial" w:cs="Arial"/>
+          <w:b w:val="0"/>
+          <w:i w:val="0"/>
+          <w:sz w:val="22"/>
+        </w:rPr>
+        <w:t xml:space="preserve"> Persamaan (3) memadatkan aturan tersebut.</w:t>
+      </w:r>
     </w:p>
     <w:p>
       <w:pPr>
@@ -3996,6 +4162,16 @@
         </w:rPr>
         <w:t>Cara 1 (y=ux):  ∫dx/x + ∫h(1,u)/[g(1,u)+u·h(1,u)] du = c</w:t>
       </w:r>
+      <w:r>
+        <w:rPr>
+          <w:rFonts w:ascii="Arial" w:hAnsi="Arial" w:cs="Arial"/>
+          <w:b/>
+          <w:i/>
+          <w:color w:val="305496"/>
+          <w:sz w:val="22"/>
+        </w:rPr>
+        <w:t xml:space="preserve">   (3)</w:t>
+      </w:r>
     </w:p>
     <w:p>
       <w:pPr>
@@ -4020,6 +4196,15 @@
         </w:rPr>
         <w:t>Pilihan alternatif adalah menukar peran x dan y: misalkan v=x/y (ekuivalen x=vy), sehingga dx=v dy+y dv. Pendekatan ini cocok ketika suku yⁿ dominan pada salah satu koefisien, karena substitusi y=ux pada kasus ini akan menghasilkan aljabar yang jauh lebih panjang. Kedua cara menghasilkan keluarga solusi yang setara (mungkin dengan nama konstanta berbeda); yang berbeda hanya jalur aljabarnya. Strategi praktis: bila koefisien punya suku xⁿ tunggal tanpa y, pakai y=ux; bila punya suku yⁿ tunggal tanpa x, pakai x=vy.</w:t>
       </w:r>
+      <w:r>
+        <w:rPr>
+          <w:rFonts w:ascii="Arial" w:hAnsi="Arial" w:cs="Arial"/>
+          <w:b w:val="0"/>
+          <w:i w:val="0"/>
+          <w:sz w:val="22"/>
+        </w:rPr>
+        <w:t xml:space="preserve"> Rangkuman kuantitatifnya tertulis pada Persamaan (4).</w:t>
+      </w:r>
     </w:p>
     <w:p>
       <w:pPr>
@@ -4035,6 +4220,16 @@
           <w:sz w:val="22"/>
         </w:rPr>
         <w:t>Cara 2 (x=vy):  ∫g(v,1)/[v·g(v,1)+h(v,1)] dv + ∫dy/y = c</w:t>
+      </w:r>
+      <w:r>
+        <w:rPr>
+          <w:rFonts w:ascii="Arial" w:hAnsi="Arial" w:cs="Arial"/>
+          <w:b/>
+          <w:i/>
+          <w:color w:val="305496"/>
+          <w:sz w:val="22"/>
+        </w:rPr>
+        <w:t xml:space="preserve">   (4)</w:t>
       </w:r>
     </w:p>
     <w:p>
@@ -4689,6 +4884,15 @@
         </w:rPr>
         <w:t>Carilah penyelesaian umum dari (4x²−3y²) dx + 4xy dy = 0. Kedua koefisien homogen berderajat 2 (verifikasi cepat: g(αx,αy)=α²(4x²−3y²), h(αx,αy)=α²(4xy)). Karena koefisien dx punya suku 4x² dominan, pakai y=ux, dy=u dx+x du. Substitusi memberi x²(4−3u²) dx+4ux²(u dx+x du)=0, disederhanakan menjadi (4+u²) dx+4ux du=0 setelah suku −3u² dan +4u² digabung. Bagi dengan x(4+u²) untuk memisahkan variabel: dx/x + 4u/(4+u²) du = 0. Integral pertama ∫dx/x=ln|x|; integral kedua memakai substitusi w=4+u², dw=2u du, menghasilkan 2·ln(4+u²). Gabungkan: ln|x|+2ln(4+u²)=ln|c|, atau x(4+u²)²=c. Substitusi balik u=y/x memberi solusi akhir.</w:t>
       </w:r>
+      <w:r>
+        <w:rPr>
+          <w:rFonts w:ascii="Arial" w:hAnsi="Arial" w:cs="Arial"/>
+          <w:b w:val="0"/>
+          <w:i w:val="0"/>
+          <w:sz w:val="22"/>
+        </w:rPr>
+        <w:t xml:space="preserve"> Hubungan ini dirangkum dalam Persamaan (5).</w:t>
+      </w:r>
     </w:p>
     <w:p>
       <w:pPr>
@@ -4704,6 +4908,16 @@
           <w:sz w:val="22"/>
         </w:rPr>
         <w:t>✓ Solusi Umum:   (4x² + y²)² = c · x³</w:t>
+      </w:r>
+      <w:r>
+        <w:rPr>
+          <w:rFonts w:ascii="Arial" w:hAnsi="Arial" w:cs="Arial"/>
+          <w:b/>
+          <w:i/>
+          <w:color w:val="305496"/>
+          <w:sz w:val="22"/>
+        </w:rPr>
+        <w:t xml:space="preserve">   (5)</w:t>
       </w:r>
     </w:p>
     <w:p>
@@ -4825,6 +5039,15 @@
         </w:rPr>
         <w:t>Carilah penyelesaian umum dari x²y·dx − (x³+y³)·dy = 0. Kedua koefisien homogen berderajat 3. Karena koefisien dy punya suku y³ dominan (tanpa x), pakai x=vy, dx=v dy+y dv. Substitusi memberi v²y³(v dy+y dv)−y³(v³+1) dy=0, yang setelah ekspansi menjadi v³y³ dy+v²y⁴ dv−v³y³ dy−y³ dy=0: suku v³y³ dy saling meniadakan, tersisa v²y⁴ dv−y³ dy=0. Bagi dengan y³: v²y dv−dy=0, lalu bagi sekali lagi dengan y untuk memisahkan variabel: v² dv=dy/y. Integral kiri ∫v² dv=v³/3; integral kanan ∫dy/y=ln|y|. Hasilnya v³/3=ln|y|+c₀, atau v³=ln(c·y³) setelah konstanta digabung. Eksponensiasi kedua ruas dan substitusi balik v=x/y memberi solusi akhir.</w:t>
       </w:r>
+      <w:r>
+        <w:rPr>
+          <w:rFonts w:ascii="Arial" w:hAnsi="Arial" w:cs="Arial"/>
+          <w:b w:val="0"/>
+          <w:i w:val="0"/>
+          <w:sz w:val="22"/>
+        </w:rPr>
+        <w:t xml:space="preserve"> Bentuk ringkasnya dituliskan pada Persamaan (6).</w:t>
+      </w:r>
     </w:p>
     <w:p>
       <w:pPr>
@@ -4839,7 +5062,38 @@
           <w:color w:val="305496"/>
           <w:sz w:val="22"/>
         </w:rPr>
-        <w:t>✓ Solusi Umum:   e^(x/y)³ = c · y³</w:t>
+        <w:t xml:space="preserve">✓ Solusi Umum:   e</w:t>
+      </w:r>
+      <w:r>
+        <w:rPr>
+          <w:rFonts w:ascii="Arial" w:hAnsi="Arial" w:cs="Arial"/>
+          <w:b/>
+          <w:i/>
+          <w:color w:val="305496"/>
+          <w:sz w:val="22"/>
+          <w:vertAlign w:val="superscript"/>
+        </w:rPr>
+        <w:t xml:space="preserve">x/y</w:t>
+      </w:r>
+      <w:r>
+        <w:rPr>
+          <w:rFonts w:ascii="Arial" w:hAnsi="Arial" w:cs="Arial"/>
+          <w:b/>
+          <w:i/>
+          <w:color w:val="305496"/>
+          <w:sz w:val="22"/>
+        </w:rPr>
+        <w:t xml:space="preserve">³ = c · y³</w:t>
+      </w:r>
+      <w:r>
+        <w:rPr>
+          <w:rFonts w:ascii="Arial" w:hAnsi="Arial" w:cs="Arial"/>
+          <w:b/>
+          <w:i/>
+          <w:color w:val="305496"/>
+          <w:sz w:val="22"/>
+        </w:rPr>
+        <w:t xml:space="preserve">   (6)</w:t>
       </w:r>
     </w:p>
     <w:p>
@@ -4864,6 +5118,15 @@
           <w:sz w:val="22"/>
         </w:rPr>
         <w:t>Pelajaran penting dari kedua contoh ini: pemilihan substitusi sangat memengaruhi kerumitan aljabar meskipun hasil akhirnya tetap benar dari jalur manapun. Mencoba Contoh 3.2 dengan y=ux akan menghasilkan integral yang jauh lebih rumit karena suku y³ yang dominan tidak tereliminasi secepat pada jalur x=vy. Strategi praktis: sebelum substitusi, periksa struktur kedua koefisien. Bila g punya suku xⁿ tunggal tanpa y, pakai y=ux; bila h punya suku yⁿ tunggal tanpa x, pakai x=vy. Begitu PD homogen direduksi ke variabel terpisah, integral kedua ruas dihitung dengan teknik PD variabel terpisah dari Pertemuan 2, inilah jembatan logis dari metode substitusi homogen menuju materi PD eksak berikutnya.</w:t>
+      </w:r>
+      <w:r>
+        <w:rPr>
+          <w:rFonts w:ascii="Arial" w:hAnsi="Arial" w:cs="Arial"/>
+          <w:b w:val="0"/>
+          <w:i w:val="0"/>
+          <w:sz w:val="22"/>
+        </w:rPr>
+        <w:t xml:space="preserve"> Persamaan (7) memadatkan aturan tersebut.</w:t>
       </w:r>
     </w:p>
     <w:p>
@@ -4927,6 +5190,16 @@
           <w:sz w:val="22"/>
         </w:rPr>
         <w:t>PD M(x,y) dx + N(x,y) dy = 0 disebut EKSAK jika ada F(x,y) dengan ∂F/∂x = M dan ∂F/∂y = N</w:t>
+      </w:r>
+      <w:r>
+        <w:rPr>
+          <w:rFonts w:ascii="Arial" w:hAnsi="Arial" w:cs="Arial"/>
+          <w:b/>
+          <w:i/>
+          <w:color w:val="305496"/>
+          <w:sz w:val="22"/>
+        </w:rPr>
+        <w:t xml:space="preserve">   (7)</w:t>
       </w:r>
     </w:p>
     <w:p>
@@ -5220,6 +5493,24 @@
         </w:rPr>
         <w:t>gabungkan F=∫M dx+g(y), sehingga solusi umum PD eksak adalah F(x,y)=c dalam bentuk implisit.</w:t>
       </w:r>
+      <w:r>
+        <w:rPr>
+          <w:rFonts w:ascii="Arial" w:hAnsi="Arial" w:cs="Arial"/>
+          <w:b w:val="0"/>
+          <w:i w:val="0"/>
+          <w:sz w:val="22"/>
+        </w:rPr>
+        <w:t xml:space="preserve"> Rangkuman kuantitatifnya tertulis pada Persamaan (8).</w:t>
+      </w:r>
+      <w:r>
+        <w:rPr>
+          <w:rFonts w:ascii="Arial" w:hAnsi="Arial" w:cs="Arial"/>
+          <w:b w:val="0"/>
+          <w:i w:val="0"/>
+          <w:sz w:val="22"/>
+        </w:rPr>
+        <w:t xml:space="preserve"> Hubungan ini dirangkum dalam Persamaan (9).</w:t>
+      </w:r>
     </w:p>
     <w:p>
       <w:pPr>
@@ -5236,6 +5527,16 @@
         </w:rPr>
         <w:t>Jalur ∫M dx:  F = ∫M dx + g(y),  g(y) = ∫[N − ∂/∂y∫M dx] dy + c</w:t>
       </w:r>
+      <w:r>
+        <w:rPr>
+          <w:rFonts w:ascii="Arial" w:hAnsi="Arial" w:cs="Arial"/>
+          <w:b/>
+          <w:i/>
+          <w:color w:val="305496"/>
+          <w:sz w:val="22"/>
+        </w:rPr>
+        <w:t xml:space="preserve">   (8)</w:t>
+      </w:r>
     </w:p>
     <w:p>
       <w:pPr>
@@ -5251,6 +5552,16 @@
           <w:sz w:val="22"/>
         </w:rPr>
         <w:t>Jalur ∫N dy:  F = ∫N dy + f(x),  f(x) = ∫[M − ∂/∂x∫N dy] dx + c</w:t>
+      </w:r>
+      <w:r>
+        <w:rPr>
+          <w:rFonts w:ascii="Arial" w:hAnsi="Arial" w:cs="Arial"/>
+          <w:b/>
+          <w:i/>
+          <w:color w:val="305496"/>
+          <w:sz w:val="22"/>
+        </w:rPr>
+        <w:t xml:space="preserve">   (9)</w:t>
       </w:r>
     </w:p>
     <w:p>
@@ -5388,6 +5699,15 @@
         </w:rPr>
         <w:t>Selesaikan (cos x+2x·cos²y) dx + (6y²−x²·sin 2y) dy = 0. Identifikasi M=cos x+2x·cos²y, N=6y²−x²·sin 2y. Uji eksak memakai identitas trigonometri d(cos²y)/dy=2cos y·(−sin y)=−sin 2y: Mᵧ=2x·(−sin 2y)=−2x sin 2y, dan Nₓ=−2x sin 2y. Karena Mᵧ=Nₓ, PD eksak. Kali ini jalur ∫N dy lebih efisien karena N punya struktur lebih sederhana terhadap y. Integralkan: ∫6y² dy=2y³ dan ∫−x² sin 2y dy=x² cos²y (dengan suku −x²/2 diserap ke fungsi f(x) yang belum diketahui), sehingga F=2y³+x²cos²y+f(x). Turunkan terhadap x: Fₓ=2x cos²y+f'(x), samakan dengan M: f'(x)=cos x, sehingga f(x)=sin x.</w:t>
       </w:r>
+      <w:r>
+        <w:rPr>
+          <w:rFonts w:ascii="Arial" w:hAnsi="Arial" w:cs="Arial"/>
+          <w:b w:val="0"/>
+          <w:i w:val="0"/>
+          <w:sz w:val="22"/>
+        </w:rPr>
+        <w:t xml:space="preserve"> Bentuk ringkasnya dituliskan pada Persamaan (10).</w:t>
+      </w:r>
     </w:p>
     <w:p>
       <w:pPr>
@@ -5404,6 +5724,16 @@
         </w:rPr>
         <w:t>✓ Solusi Umum:   sin x + 2y³ + x² cos²y = c</w:t>
       </w:r>
+      <w:r>
+        <w:rPr>
+          <w:rFonts w:ascii="Arial" w:hAnsi="Arial" w:cs="Arial"/>
+          <w:b/>
+          <w:i/>
+          <w:color w:val="305496"/>
+          <w:sz w:val="22"/>
+        </w:rPr>
+        <w:t xml:space="preserve">   (10)</w:t>
+      </w:r>
     </w:p>
     <w:p>
       <w:pPr>
@@ -5428,6 +5758,15 @@
         </w:rPr>
         <w:t>Selesaikan (1+y·eˣʸ) dx + (x·eˣʸ+2y) dy = 0 dengan syarat awal y(0)=2. Identifikasi M=1+y·eˣʸ, N=x·eˣʸ+2y. Turunan parsial y·eˣʸ terhadap y memakai aturan produk: eˣʸ+xy·eˣʸ=(1+xy)eˣʸ, dan turunan N terhadap x menghasilkan hasil identik, sehingga Mᵧ=Nₓ=(1+xy)eˣʸ, PD eksak. Integralkan M terhadap x, dengan substitusi w=xy pada suku y·eˣʸ: F=∫(1+y·eˣʸ)dx=x+eˣʸ+g(y). Turunkan terhadap y: Fᵧ=x·eˣʸ+g'(y), samakan dengan N: g'(y)=2y, sehingga g(y)=y². Solusi umum: x+eˣʸ+y²=c. Substitusi syarat awal x=0, y=2: 0+e⁰+4=5, sehingga c=5.</w:t>
       </w:r>
+      <w:r>
+        <w:rPr>
+          <w:rFonts w:ascii="Arial" w:hAnsi="Arial" w:cs="Arial"/>
+          <w:b w:val="0"/>
+          <w:i w:val="0"/>
+          <w:sz w:val="22"/>
+        </w:rPr>
+        <w:t xml:space="preserve"> Persamaan (11) memadatkan aturan tersebut.</w:t>
+      </w:r>
     </w:p>
     <w:p>
       <w:pPr>
@@ -5442,7 +5781,38 @@
           <w:color w:val="305496"/>
           <w:sz w:val="22"/>
         </w:rPr>
-        <w:t>✓ Solusi Khusus:   x + e^(xy) + y² = 5</w:t>
+        <w:t xml:space="preserve">✓ Solusi Khusus:   x + e</w:t>
+      </w:r>
+      <w:r>
+        <w:rPr>
+          <w:rFonts w:ascii="Arial" w:hAnsi="Arial" w:cs="Arial"/>
+          <w:b/>
+          <w:i/>
+          <w:color w:val="305496"/>
+          <w:sz w:val="22"/>
+          <w:vertAlign w:val="superscript"/>
+        </w:rPr>
+        <w:t xml:space="preserve">xy</w:t>
+      </w:r>
+      <w:r>
+        <w:rPr>
+          <w:rFonts w:ascii="Arial" w:hAnsi="Arial" w:cs="Arial"/>
+          <w:b/>
+          <w:i/>
+          <w:color w:val="305496"/>
+          <w:sz w:val="22"/>
+        </w:rPr>
+        <w:t xml:space="preserve"> + y² = 5</w:t>
+      </w:r>
+      <w:r>
+        <w:rPr>
+          <w:rFonts w:ascii="Arial" w:hAnsi="Arial" w:cs="Arial"/>
+          <w:b/>
+          <w:i/>
+          <w:color w:val="305496"/>
+          <w:sz w:val="22"/>
+        </w:rPr>
+        <w:t xml:space="preserve">   (11)</w:t>
       </w:r>
     </w:p>
     <w:p>
@@ -6776,7 +7146,7 @@
           <w:i w:val="0"/>
           <w:sz w:val="22"/>
         </w:rPr>
-        <w:t>replikasi Contoh 4.3 (IVP) secara otomatis: M=1+y*sp.exp(x*y), N=x*sp.exp(x*y)+2*y, verifikasi sp.diff(M,y)-sp.diff(N,x)==0, rekonstruksi F=sp.integrate(M,x)+g(y), lalu substitusikan syarat awal x=0,y=2 ke F untuk memperoleh c=5 secara otomatis, bandingkan dengan hasil manual.</w:t>
+        <w:t xml:space="preserve">replikasi Contoh 4.3 (IVP) secara otomatis: M=1+y·sp.exp(x*y), N=x·sp.exp(x*y)+2·y, verifikasi sp.diff(M,y)-sp.diff(N,x)==0, rekonstruksi F=sp.integrate(M,x)+g(y), lalu substitusikan syarat awal x=0,y=2 ke F untuk memperoleh c=5 secara otomatis, bandingkan dengan hasil manual.</w:t>
       </w:r>
     </w:p>
     <w:p>
@@ -8676,7 +9046,35 @@
           <w:i w:val="0"/>
           <w:sz w:val="22"/>
         </w:rPr>
-        <w:t>Lingkungan referensi (dipakai C1-C10, Python dengan sympy, numpy):</w:t>
+        <w:t xml:space="preserve">Lingkungan referensi (dipakai </w:t>
+      </w:r>
+      <w:r>
+        <w:rPr>
+          <w:rFonts w:ascii="Arial" w:hAnsi="Arial" w:cs="Arial"/>
+          <w:b w:val="0"/>
+          <w:i w:val="0"/>
+          <w:sz w:val="22"/>
+        </w:rPr>
+        <w:t xml:space="preserve">C</w:t>
+      </w:r>
+      <w:r>
+        <w:rPr>
+          <w:rFonts w:ascii="Arial" w:hAnsi="Arial" w:cs="Arial"/>
+          <w:b w:val="0"/>
+          <w:i w:val="0"/>
+          <w:sz w:val="22"/>
+          <w:vertAlign w:val="subscript"/>
+        </w:rPr>
+        <w:t xml:space="preserve">1</w:t>
+      </w:r>
+      <w:r>
+        <w:rPr>
+          <w:rFonts w:ascii="Arial" w:hAnsi="Arial" w:cs="Arial"/>
+          <w:b w:val="0"/>
+          <w:i w:val="0"/>
+          <w:sz w:val="22"/>
+        </w:rPr>
+        <w:t xml:space="preserve">-C10, Python dengan sympy, numpy):</w:t>
       </w:r>
     </w:p>
     <w:p>
@@ -8708,7 +9106,7 @@
           <w:i w:val="0"/>
           <w:sz w:val="17"/>
         </w:rPr>
-        <w:t>x, y, u, v, alpha = sp.symbols('x y u v alpha')</w:t>
+        <w:t xml:space="preserve">x, y, u, v, α = sp.symbols('x y u v alpha')</w:t>
       </w:r>
     </w:p>
     <w:p>
@@ -8732,7 +9130,7 @@
           <w:i w:val="0"/>
           <w:sz w:val="22"/>
         </w:rPr>
-        <w:t>Hitung derajat homogenitas fungsi f(x,y)=4x²−3y² dengan substitusi simbolik f(alpha*x,alpha*y), lalu faktorkan sp.factor untuk menemukan pangkat alpha yang muncul. Cetak derajat n.</w:t>
+        <w:t xml:space="preserve">Hitung derajat homogenitas fungsi f(x,y)=4x²−3y² dengan substitusi simbolik f(α·x,α·y), lalu faktorkan sp.factor untuk menemukan pangkat α yang muncul. Cetak derajat n.</w:t>
       </w:r>
     </w:p>
     <w:p>
@@ -8768,7 +9166,7 @@
           <w:color w:val="333333"/>
           <w:sz w:val="21"/>
         </w:rPr>
-        <w:t>Substitusikan x-&gt;alpha*x, y-&gt;alpha*y ke f, lalu pakai sp.factor atau sp.simplify(f_scaled/f_original) untuk mendapatkan pangkat alpha.</w:t>
+        <w:t xml:space="preserve">Substitusikan x→α·x, y→α·y ke f, lalu pakai sp.factor atau sp.simplify(f_scaled/f_original) untuk mendapatkan pangkat α.</w:t>
       </w:r>
     </w:p>
     <w:p>
@@ -8792,7 +9190,7 @@
           <w:i w:val="0"/>
           <w:sz w:val="22"/>
         </w:rPr>
-        <w:t>Verifikasi bahwa PD (4x²−3y²)dx+4xy dy=0 setelah substitusi y=u*x dan pembagian dengan x² menghasilkan (4+u²)dx+4ux du=0. Gunakan sp.expand dan sp.simplify untuk membuktikan kesetaraan.</w:t>
+        <w:t xml:space="preserve">Verifikasi bahwa PD (4x²−3y²)dx+4xy dy=0 setelah substitusi y=u·x dan pembagian dengan x² menghasilkan (4+u²)dx+4ux du=0. Gunakan sp.expand dan sp.simplify untuk membuktikan kesetaraan.</w:t>
       </w:r>
     </w:p>
     <w:p>
@@ -8828,7 +9226,38 @@
           <w:color w:val="333333"/>
           <w:sz w:val="21"/>
         </w:rPr>
-        <w:t>Definisikan dy_sub = u*dx + x*du secara simbolik (gunakan sp.diff atau substitusi manual pada ekspresi), lalu sp.simplify hasil substitusi dan bandingkan dengan bentuk target.</w:t>
+        <w:t xml:space="preserve">Definisikan </w:t>
+      </w:r>
+      <w:r>
+        <w:rPr>
+          <w:rFonts w:ascii="Arial" w:hAnsi="Arial" w:cs="Arial"/>
+          <w:b w:val="0"/>
+          <w:i w:val="0"/>
+          <w:color w:val="333333"/>
+          <w:sz w:val="21"/>
+        </w:rPr>
+        <w:t xml:space="preserve">dy</w:t>
+      </w:r>
+      <w:r>
+        <w:rPr>
+          <w:rFonts w:ascii="Arial" w:hAnsi="Arial" w:cs="Arial"/>
+          <w:b w:val="0"/>
+          <w:i w:val="0"/>
+          <w:color w:val="333333"/>
+          <w:sz w:val="21"/>
+          <w:vertAlign w:val="subscript"/>
+        </w:rPr>
+        <w:t xml:space="preserve">sub</w:t>
+      </w:r>
+      <w:r>
+        <w:rPr>
+          <w:rFonts w:ascii="Arial" w:hAnsi="Arial" w:cs="Arial"/>
+          <w:b w:val="0"/>
+          <w:i w:val="0"/>
+          <w:color w:val="333333"/>
+          <w:sz w:val="21"/>
+        </w:rPr>
+        <w:t xml:space="preserve"> = u·dx + x·du secara simbolik (gunakan sp.diff atau substitusi manual pada ekspresi), lalu sp.simplify hasil substitusi dan bandingkan dengan bentuk target.</w:t>
       </w:r>
     </w:p>
     <w:p>
@@ -8852,7 +9281,7 @@
           <w:i w:val="0"/>
           <w:sz w:val="22"/>
         </w:rPr>
-        <w:t>Selesaikan integral ∫dx/x + ∫4u/(4+u²)du dengan sp.integrate, cetak hasilnya, lalu verifikasi bahwa hasil tersebut setara dengan log(x*(4+u**2)**2) memakai sp.simplify pada selisihnya.</w:t>
+        <w:t xml:space="preserve">Selesaikan integral ∫dx/x + ∫4u/(4+u²)du dengan sp.integrate, cetak hasilnya, lalu verifikasi bahwa hasil tersebut setara dengan log(x·(4+u**2)**2) memakai sp.simplify pada selisihnya.</w:t>
       </w:r>
     </w:p>
     <w:p>
@@ -8912,7 +9341,7 @@
           <w:i w:val="0"/>
           <w:sz w:val="22"/>
         </w:rPr>
-        <w:t>Uji homogenitas PD x²y dx−(x³+y³)dy=0: hitung derajat g=x²y dan h=−(x³+y³) secara simbolik dengan substitusi alpha*x, alpha*y, cetak apakah kedua derajat sama.</w:t>
+        <w:t xml:space="preserve">Uji homogenitas PD x²y dx−(x³+y³)dy=0: hitung derajat g=x²y dan h=−(x³+y³) secara simbolik dengan substitusi α·x, α·y, cetak apakah kedua derajat sama.</w:t>
       </w:r>
     </w:p>
     <w:p>
@@ -8948,7 +9377,7 @@
           <w:color w:val="333333"/>
           <w:sz w:val="21"/>
         </w:rPr>
-        <w:t>Substitusikan alpha*x, alpha*y ke g dan h, sederhanakan dengan sp.factor, lalu bandingkan pangkat alpha yang muncul pada masing-masing.</w:t>
+        <w:t xml:space="preserve">Substitusikan α·x, α·y ke g dan h, sederhanakan dengan sp.factor, lalu bandingkan pangkat α yang muncul pada masing-masing.</w:t>
       </w:r>
     </w:p>
     <w:p>
@@ -8972,7 +9401,7 @@
           <w:i w:val="0"/>
           <w:sz w:val="22"/>
         </w:rPr>
-        <w:t>Verifikasi syarat eksak untuk Contoh 4.2: M=cos(x)+2*x*cos(y)**2, N=6*y**2-x**2*sin(2*y). Hitung sp.diff(M,y) dan sp.diff(N,x), lalu cetak apakah sp.simplify(My-Nx)==0.</w:t>
+        <w:t xml:space="preserve">Verifikasi syarat eksak untuk Contoh 4.2: M=cos(x)+2·x·cos(y)**2, N=6·y**2-x**2·sin(2·y). Hitung sp.diff(M,y) dan sp.diff(N,x), lalu cetak apakah sp.simplify(My-Nx)==0.</w:t>
       </w:r>
     </w:p>
     <w:p>
@@ -9092,7 +9521,7 @@
           <w:i w:val="0"/>
           <w:sz w:val="22"/>
         </w:rPr>
-        <w:t>Verifikasi solusi Contoh 3.2 e^((x/y)**3)=c*y**3 dengan substitusi balik: definisikan v=x/y secara simbolik, turunkan ulang PD asal x²y dx−(x³+y³)dy=0 dari solusi tersebut memakai sp.diff implisit, dan cetak apakah PD terpenuhi (hasil sp.simplify mendekati 0).</w:t>
+        <w:t xml:space="preserve">Verifikasi solusi Contoh 3.2 e^((x/y)**3)=c·y**3 dengan substitusi balik: definisikan v=x/y secara simbolik, turunkan ulang PD asal x²y dx−(x³+y³)dy=0 dari solusi tersebut memakai sp.diff implisit, dan cetak apakah PD terpenuhi (hasil sp.simplify mendekati 0).</w:t>
       </w:r>
     </w:p>
     <w:p>
@@ -9212,7 +9641,7 @@
           <w:i w:val="0"/>
           <w:sz w:val="22"/>
         </w:rPr>
-        <w:t>Verifikasi eksak untuk Contoh 4.3: M=1+y*sp.exp(x*y), N=x*sp.exp(x*y)+2*y. Hitung My dan Nx dengan sp.diff, cetak keduanya, dan tentukan apakah PD eksak dari sp.simplify(My-Nx).</w:t>
+        <w:t xml:space="preserve">Verifikasi eksak untuk Contoh 4.3: M=1+y·sp.exp(x*y), N=x·sp.exp(x*y)+2·y. Hitung My dan Nx dengan sp.diff, cetak keduanya, dan tentukan apakah PD eksak dari sp.simplify(My-Nx).</w:t>
       </w:r>
     </w:p>
     <w:p>
@@ -9308,7 +9737,38 @@
           <w:color w:val="333333"/>
           <w:sz w:val="21"/>
         </w:rPr>
-        <w:t>Ikuti pola Cell 2/4: integralkan M terhadap x, cari g(y) dari sisa Fy-N, jumlahkan F1+g, lalu gunakan .subs({x:0,y:2}) untuk menghitung c.</w:t>
+        <w:t xml:space="preserve">Ikuti pola Cell 2/4: integralkan M terhadap x, cari g(y) dari sisa Fy-N, jumlahkan </w:t>
+      </w:r>
+      <w:r>
+        <w:rPr>
+          <w:rFonts w:ascii="Arial" w:hAnsi="Arial" w:cs="Arial"/>
+          <w:b w:val="0"/>
+          <w:i w:val="0"/>
+          <w:color w:val="333333"/>
+          <w:sz w:val="21"/>
+        </w:rPr>
+        <w:t xml:space="preserve">F</w:t>
+      </w:r>
+      <w:r>
+        <w:rPr>
+          <w:rFonts w:ascii="Arial" w:hAnsi="Arial" w:cs="Arial"/>
+          <w:b w:val="0"/>
+          <w:i w:val="0"/>
+          <w:color w:val="333333"/>
+          <w:sz w:val="21"/>
+          <w:vertAlign w:val="subscript"/>
+        </w:rPr>
+        <w:t xml:space="preserve">1</w:t>
+      </w:r>
+      <w:r>
+        <w:rPr>
+          <w:rFonts w:ascii="Arial" w:hAnsi="Arial" w:cs="Arial"/>
+          <w:b w:val="0"/>
+          <w:i w:val="0"/>
+          <w:color w:val="333333"/>
+          <w:sz w:val="21"/>
+        </w:rPr>
+        <w:t xml:space="preserve">+g, lalu gunakan .subs({x:0,y:2}) untuk menghitung c.</w:t>
       </w:r>
     </w:p>
     <w:p>
@@ -9363,7 +9823,7 @@
           <w:i w:val="0"/>
           <w:sz w:val="22"/>
         </w:rPr>
-        <w:t>Implementasikan detektor homogenitas otomatis dari awal (tanpa sp.factor langsung): untuk fungsi f(x,y) polinomial berupa sp.Poly, ekstrak seluruh suku (monomial) dengan sp.Poly(f,x,y).terms(), hitung jumlah pangkat x dan y pada tiap suku, dan tentukan apakah semua suku punya jumlah pangkat sama (homogen) atau tidak. Uji pada f=4*x**2-3*y**2 (harus homogen derajat 2) dan f=x**2+y (harus BUKAN homogen). Cetak hasil klasifikasi untuk kedua fungsi.</w:t>
+        <w:t xml:space="preserve">Implementasikan detektor homogenitas otomatis dari awal (tanpa sp.factor langsung): untuk fungsi f(x,y) polinomial berupa sp.Poly, ekstrak seluruh suku (monomial) dengan sp.Poly(f,x,y)·terms(), hitung jumlah pangkat x dan y pada tiap suku, dan tentukan apakah semua suku punya jumlah pangkat sama (homogen) atau tidak. Uji pada f=4·x**2-3·y**2 (harus homogen derajat 2) dan f=x**2+y (harus BUKAN homogen). Cetak hasil klasifikasi untuk kedua fungsi.</w:t>
       </w:r>
     </w:p>
     <w:p>
@@ -9399,7 +9859,7 @@
           <w:color w:val="333333"/>
           <w:sz w:val="21"/>
         </w:rPr>
-        <w:t>Gunakan sp.Poly(f, x, y).terms() untuk mendapat list ((pangkat_x,pangkat_y), koefisien); jumlahkan pangkat_x+pangkat_y tiap suku, lalu cek apakah semua nilai penjumlahan itu sama menggunakan set() dan len(set(...))==1.</w:t>
+        <w:t xml:space="preserve">Gunakan sp.Poly(f, x, y)·terms() untuk mendapat list ((pangkat_x,pangkat_y), koefisien); jumlahkan pangkat_x+pangkat_y tiap suku, lalu cek apakah semua nilai penjumlahan itu sama menggunakan set() dan len(set(...))==1.</w:t>
       </w:r>
     </w:p>
     <w:p>
@@ -9423,7 +9883,7 @@
           <w:i w:val="0"/>
           <w:sz w:val="22"/>
         </w:rPr>
-        <w:t>Implementasikan solver PD homogen generik dari awal (tanpa sp.dsolve untuk bagian reduksi): terima g(x,y) dan h(x,y) sebagai ekspresi SymPy, substitusikan y=u*x secara manual dengan sp.diff dan sp.expand, verifikasi hasil tereduksi bebas dari x (setelah dibagi x pangkat sesuai derajat), lalu integralkan bentuk P(u) hasil reduksi dengan sp.integrate. Uji fungsi ini pada PD Contoh 3.1 dan verifikasi hasilnya cocok dengan solusi manual (4x²+y²)²=c·x³ (via substitusi balik dan sp.simplify selisih dengan 0).</w:t>
+        <w:t xml:space="preserve">Implementasikan solver PD homogen generik dari awal (tanpa sp.dsolve untuk bagian reduksi): terima g(x,y) dan h(x,y) sebagai ekspresi SymPy, substitusikan y=u·x secara manual dengan sp.diff dan sp.expand, verifikasi hasil tereduksi bebas dari x (setelah dibagi x pangkat sesuai derajat), lalu integralkan bentuk P(u) hasil reduksi dengan sp.integrate. Uji fungsi ini pada PD Contoh 3.1 dan verifikasi hasilnya cocok dengan solusi manual (4x²+y²)²=c·x³ (via substitusi balik dan sp.simplify selisih dengan 0).</w:t>
       </w:r>
     </w:p>
     <w:p>
@@ -9459,7 +9919,7 @@
           <w:color w:val="333333"/>
           <w:sz w:val="21"/>
         </w:rPr>
-        <w:t>Bangun ekspresi PD_tersubstitusi = g(x,u*x)+h(x,u*x)*(u+x*sp.Derivative(u,x)) lalu selesaikan secara aljabar untuk mengisolasi bentuk P(u)du+dx/x=0; integralkan P(u) dengan sp.integrate dan bandingkan hasil akhir (setelah substitusi balik u=y/x) dengan solusi target.</w:t>
+        <w:t xml:space="preserve">Bangun ekspresi PD_tersubstitusi = g(x,u·x)+h(x,u·x)·(u+x·sp.Derivative(u,x)) lalu selesaikan secara aljabar untuk mengisolasi bentuk P(u)du+dx/x=0; integralkan P(u) dengan sp.integrate dan bandingkan hasil akhir (setelah substitusi balik u=y/x) dengan solusi target.</w:t>
       </w:r>
     </w:p>
     <w:p>
@@ -9483,7 +9943,7 @@
           <w:i w:val="0"/>
           <w:sz w:val="22"/>
         </w:rPr>
-        <w:t>Implementasikan verifikator + rekonstruktor PD eksak generik dari awal sebagai satu fungsi Python solve_exact(M, N, x, y) yang mengembalikan F(x,y) jika eksak, atau None jika tidak. Fungsi harus: (a) hitung My, Nx dengan sp.diff; (b) jika sp.simplify(My-Nx)!=0, return None; (c) jika eksak, integralkan M terhadap x, tentukan g(y) dari sisa, kembalikan F lengkap. Uji fungsi pada ketiga contoh PD eksak modul ini (4.1, 4.2, 4.3) sekaligus, cetak hasil masing-masing, dan verifikasi ketiganya cocok dengan solusi manual pada modul (sp.simplify selisih harus 0 hingga konstanta).</w:t>
+        <w:t xml:space="preserve">Implementasikan verifikator + rekonstruktor PD eksak generik dari awal sebagai satu fungsi Python solve_exact(M, N, x, y) yang mengembalikan F(x,y) jika eksak, atau None jika tidak. Fungsi harus: (a) hitung My, Nx dengan sp.diff; (b) jika sp.simplify(My-Nx)≠0, return None; (c) jika eksak, integralkan M terhadap x, tentukan g(y) dari sisa, kembalikan F lengkap. Uji fungsi pada ketiga contoh PD eksak modul ini (4.1, 4.2, 4.3) sekaligus, cetak hasil masing-masing, dan verifikasi ketiganya cocok dengan solusi manual pada modul (sp.simplify selisih harus 0 hingga konstanta).</w:t>
       </w:r>
     </w:p>
     <w:p>
@@ -9579,7 +10039,7 @@
           <w:color w:val="333333"/>
           <w:sz w:val="21"/>
         </w:rPr>
-        <w:t>Untuk tiap PD, cek eksak dulu (My==Nx), lalu cek homogen (uji derajat g,h dengan substitusi alpha), lalu cek variabel terpisah (bisa difaktorkan f(x)*g(y)); gunakan struktur if-elif berurutan dan simpan hasil di list of dict untuk dicetak sebagai tabel.</w:t>
+        <w:t xml:space="preserve">Untuk tiap PD, cek eksak dulu (My==Nx), lalu cek homogen (uji derajat g,h dengan substitusi α), lalu cek variabel terpisah (bisa difaktorkan f(x)·g(y)); gunakan struktur if-elif berurutan dan simpan hasil di list of dict untuk dicetak sebagai tabel.</w:t>
       </w:r>
     </w:p>
     <w:p>
@@ -9639,7 +10099,7 @@
           <w:color w:val="333333"/>
           <w:sz w:val="21"/>
         </w:rPr>
-        <w:t>Definisikan fungsi python g(y)=(4*1.5**2+y**2)**2/1.5**3-55, lakukan bisection pada [lo,hi]=[0,5] dengan mengecek tanda g(lo)*g(mid) untuk mempersempit interval hingga |g(mid)|&lt;1e-5.</w:t>
+        <w:t xml:space="preserve">Definisikan fungsi python g(y)=(4·1.5**2+y**2)**2/1.5**3-55, lakukan bisection pada [lo,hi]=[0,5] dengan mengecek tanda g(lo)·g(mid) untuk mempersempit interval hingga |g(mid)|&lt;1e-5.</w:t>
       </w:r>
     </w:p>
     <w:p>

--- a/Engineering-Mathematics/Modul-Word/Modul-3-PD-Homogen-dan-Eksak.docx
+++ b/Engineering-Mathematics/Modul-Word/Modul-3-PD-Homogen-dan-Eksak.docx
@@ -7146,7 +7146,7 @@
           <w:i w:val="0"/>
           <w:sz w:val="22"/>
         </w:rPr>
-        <w:t xml:space="preserve">replikasi Contoh 4.3 (IVP) secara otomatis: M=1+y·sp.exp(x*y), N=x·sp.exp(x*y)+2·y, verifikasi sp.diff(M,y)-sp.diff(N,x)==0, rekonstruksi F=sp.integrate(M,x)+g(y), lalu substitusikan syarat awal x=0,y=2 ke F untuk memperoleh c=5 secara otomatis, bandingkan dengan hasil manual.</w:t>
+        <w:t>replikasi Contoh 4.3 (IVP) secara otomatis: M=1+y*sp.exp(x*y), N=x*sp.exp(x*y)+2*y, verifikasi sp.diff(M,y)-sp.diff(N,x)==0, rekonstruksi F=sp.integrate(M,x)+g(y), lalu substitusikan syarat awal x=0,y=2 ke F untuk memperoleh c=5 secara otomatis, bandingkan dengan hasil manual.</w:t>
       </w:r>
     </w:p>
     <w:p>
@@ -9130,7 +9130,7 @@
           <w:i w:val="0"/>
           <w:sz w:val="22"/>
         </w:rPr>
-        <w:t xml:space="preserve">Hitung derajat homogenitas fungsi f(x,y)=4x²−3y² dengan substitusi simbolik f(α·x,α·y), lalu faktorkan sp.factor untuk menemukan pangkat α yang muncul. Cetak derajat n.</w:t>
+        <w:t xml:space="preserve">Hitung derajat homogenitas fungsi f(x,y)=4x²−3y² dengan substitusi simbolik f(α*x,α*y), lalu faktorkan sp.factor untuk menemukan pangkat α yang muncul. Cetak derajat n.</w:t>
       </w:r>
     </w:p>
     <w:p>
@@ -9166,7 +9166,7 @@
           <w:color w:val="333333"/>
           <w:sz w:val="21"/>
         </w:rPr>
-        <w:t xml:space="preserve">Substitusikan x→α·x, y→α·y ke f, lalu pakai sp.factor atau sp.simplify(f_scaled/f_original) untuk mendapatkan pangkat α.</w:t>
+        <w:t xml:space="preserve">Substitusikan x→α*x, y→α*y ke f, lalu pakai sp.factor atau sp.simplify(f_scaled/f_original) untuk mendapatkan pangkat α.</w:t>
       </w:r>
     </w:p>
     <w:p>
@@ -9190,7 +9190,7 @@
           <w:i w:val="0"/>
           <w:sz w:val="22"/>
         </w:rPr>
-        <w:t xml:space="preserve">Verifikasi bahwa PD (4x²−3y²)dx+4xy dy=0 setelah substitusi y=u·x dan pembagian dengan x² menghasilkan (4+u²)dx+4ux du=0. Gunakan sp.expand dan sp.simplify untuk membuktikan kesetaraan.</w:t>
+        <w:t>Verifikasi bahwa PD (4x²−3y²)dx+4xy dy=0 setelah substitusi y=u*x dan pembagian dengan x² menghasilkan (4+u²)dx+4ux du=0. Gunakan sp.expand dan sp.simplify untuk membuktikan kesetaraan.</w:t>
       </w:r>
     </w:p>
     <w:p>
@@ -9257,7 +9257,7 @@
           <w:color w:val="333333"/>
           <w:sz w:val="21"/>
         </w:rPr>
-        <w:t xml:space="preserve"> = u·dx + x·du secara simbolik (gunakan sp.diff atau substitusi manual pada ekspresi), lalu sp.simplify hasil substitusi dan bandingkan dengan bentuk target.</w:t>
+        <w:t xml:space="preserve"> = u*dx + x*du secara simbolik (gunakan sp.diff atau substitusi manual pada ekspresi), lalu sp.simplify hasil substitusi dan bandingkan dengan bentuk target.</w:t>
       </w:r>
     </w:p>
     <w:p>
@@ -9281,7 +9281,7 @@
           <w:i w:val="0"/>
           <w:sz w:val="22"/>
         </w:rPr>
-        <w:t xml:space="preserve">Selesaikan integral ∫dx/x + ∫4u/(4+u²)du dengan sp.integrate, cetak hasilnya, lalu verifikasi bahwa hasil tersebut setara dengan log(x·(4+u**2)**2) memakai sp.simplify pada selisihnya.</w:t>
+        <w:t>Selesaikan integral ∫dx/x + ∫4u/(4+u²)du dengan sp.integrate, cetak hasilnya, lalu verifikasi bahwa hasil tersebut setara dengan log(x*(4+u**2)**2) memakai sp.simplify pada selisihnya.</w:t>
       </w:r>
     </w:p>
     <w:p>
@@ -9377,7 +9377,7 @@
           <w:color w:val="333333"/>
           <w:sz w:val="21"/>
         </w:rPr>
-        <w:t xml:space="preserve">Substitusikan α·x, α·y ke g dan h, sederhanakan dengan sp.factor, lalu bandingkan pangkat α yang muncul pada masing-masing.</w:t>
+        <w:t xml:space="preserve">Substitusikan α*x, α*y ke g dan h, sederhanakan dengan sp.factor, lalu bandingkan pangkat α yang muncul pada masing-masing.</w:t>
       </w:r>
     </w:p>
     <w:p>
@@ -9401,7 +9401,7 @@
           <w:i w:val="0"/>
           <w:sz w:val="22"/>
         </w:rPr>
-        <w:t xml:space="preserve">Verifikasi syarat eksak untuk Contoh 4.2: M=cos(x)+2·x·cos(y)**2, N=6·y**2-x**2·sin(2·y). Hitung sp.diff(M,y) dan sp.diff(N,x), lalu cetak apakah sp.simplify(My-Nx)==0.</w:t>
+        <w:t>Verifikasi syarat eksak untuk Contoh 4.2: M=cos(x)+2*x*cos(y)**2, N=6*y**2-x**2*sin(2*y). Hitung sp.diff(M,y) dan sp.diff(N,x), lalu cetak apakah sp.simplify(My-Nx)==0.</w:t>
       </w:r>
     </w:p>
     <w:p>
@@ -9521,7 +9521,7 @@
           <w:i w:val="0"/>
           <w:sz w:val="22"/>
         </w:rPr>
-        <w:t xml:space="preserve">Verifikasi solusi Contoh 3.2 e^((x/y)**3)=c·y**3 dengan substitusi balik: definisikan v=x/y secara simbolik, turunkan ulang PD asal x²y dx−(x³+y³)dy=0 dari solusi tersebut memakai sp.diff implisit, dan cetak apakah PD terpenuhi (hasil sp.simplify mendekati 0).</w:t>
+        <w:t>Verifikasi solusi Contoh 3.2 e^((x/y)**3)=c*y**3 dengan substitusi balik: definisikan v=x/y secara simbolik, turunkan ulang PD asal x²y dx−(x³+y³)dy=0 dari solusi tersebut memakai sp.diff implisit, dan cetak apakah PD terpenuhi (hasil sp.simplify mendekati 0).</w:t>
       </w:r>
     </w:p>
     <w:p>
@@ -9641,7 +9641,7 @@
           <w:i w:val="0"/>
           <w:sz w:val="22"/>
         </w:rPr>
-        <w:t xml:space="preserve">Verifikasi eksak untuk Contoh 4.3: M=1+y·sp.exp(x*y), N=x·sp.exp(x*y)+2·y. Hitung My dan Nx dengan sp.diff, cetak keduanya, dan tentukan apakah PD eksak dari sp.simplify(My-Nx).</w:t>
+        <w:t>Verifikasi eksak untuk Contoh 4.3: M=1+y*sp.exp(x*y), N=x*sp.exp(x*y)+2*y. Hitung My dan Nx dengan sp.diff, cetak keduanya, dan tentukan apakah PD eksak dari sp.simplify(My-Nx).</w:t>
       </w:r>
     </w:p>
     <w:p>
@@ -9823,7 +9823,7 @@
           <w:i w:val="0"/>
           <w:sz w:val="22"/>
         </w:rPr>
-        <w:t xml:space="preserve">Implementasikan detektor homogenitas otomatis dari awal (tanpa sp.factor langsung): untuk fungsi f(x,y) polinomial berupa sp.Poly, ekstrak seluruh suku (monomial) dengan sp.Poly(f,x,y)·terms(), hitung jumlah pangkat x dan y pada tiap suku, dan tentukan apakah semua suku punya jumlah pangkat sama (homogen) atau tidak. Uji pada f=4·x**2-3·y**2 (harus homogen derajat 2) dan f=x**2+y (harus BUKAN homogen). Cetak hasil klasifikasi untuk kedua fungsi.</w:t>
+        <w:t>Implementasikan detektor homogenitas otomatis dari awal (tanpa sp.factor langsung): untuk fungsi f(x,y) polinomial berupa sp.Poly, ekstrak seluruh suku (monomial) dengan sp.Poly(f,x,y).terms(), hitung jumlah pangkat x dan y pada tiap suku, dan tentukan apakah semua suku punya jumlah pangkat sama (homogen) atau tidak. Uji pada f=4*x**2-3*y**2 (harus homogen derajat 2) dan f=x**2+y (harus BUKAN homogen). Cetak hasil klasifikasi untuk kedua fungsi.</w:t>
       </w:r>
     </w:p>
     <w:p>
@@ -9859,7 +9859,7 @@
           <w:color w:val="333333"/>
           <w:sz w:val="21"/>
         </w:rPr>
-        <w:t xml:space="preserve">Gunakan sp.Poly(f, x, y)·terms() untuk mendapat list ((pangkat_x,pangkat_y), koefisien); jumlahkan pangkat_x+pangkat_y tiap suku, lalu cek apakah semua nilai penjumlahan itu sama menggunakan set() dan len(set(...))==1.</w:t>
+        <w:t>Gunakan sp.Poly(f, x, y).terms() untuk mendapat list ((pangkat_x,pangkat_y), koefisien); jumlahkan pangkat_x+pangkat_y tiap suku, lalu cek apakah semua nilai penjumlahan itu sama menggunakan set() dan len(set(...))==1.</w:t>
       </w:r>
     </w:p>
     <w:p>
@@ -9883,7 +9883,7 @@
           <w:i w:val="0"/>
           <w:sz w:val="22"/>
         </w:rPr>
-        <w:t xml:space="preserve">Implementasikan solver PD homogen generik dari awal (tanpa sp.dsolve untuk bagian reduksi): terima g(x,y) dan h(x,y) sebagai ekspresi SymPy, substitusikan y=u·x secara manual dengan sp.diff dan sp.expand, verifikasi hasil tereduksi bebas dari x (setelah dibagi x pangkat sesuai derajat), lalu integralkan bentuk P(u) hasil reduksi dengan sp.integrate. Uji fungsi ini pada PD Contoh 3.1 dan verifikasi hasilnya cocok dengan solusi manual (4x²+y²)²=c·x³ (via substitusi balik dan sp.simplify selisih dengan 0).</w:t>
+        <w:t>Implementasikan solver PD homogen generik dari awal (tanpa sp.dsolve untuk bagian reduksi): terima g(x,y) dan h(x,y) sebagai ekspresi SymPy, substitusikan y=u*x secara manual dengan sp.diff dan sp.expand, verifikasi hasil tereduksi bebas dari x (setelah dibagi x pangkat sesuai derajat), lalu integralkan bentuk P(u) hasil reduksi dengan sp.integrate. Uji fungsi ini pada PD Contoh 3.1 dan verifikasi hasilnya cocok dengan solusi manual (4x²+y²)²=c·x³ (via substitusi balik dan sp.simplify selisih dengan 0).</w:t>
       </w:r>
     </w:p>
     <w:p>
@@ -9919,7 +9919,7 @@
           <w:color w:val="333333"/>
           <w:sz w:val="21"/>
         </w:rPr>
-        <w:t xml:space="preserve">Bangun ekspresi PD_tersubstitusi = g(x,u·x)+h(x,u·x)·(u+x·sp.Derivative(u,x)) lalu selesaikan secara aljabar untuk mengisolasi bentuk P(u)du+dx/x=0; integralkan P(u) dengan sp.integrate dan bandingkan hasil akhir (setelah substitusi balik u=y/x) dengan solusi target.</w:t>
+        <w:t>Bangun ekspresi PD_tersubstitusi = g(x,u*x)+h(x,u*x)*(u+x*sp.Derivative(u,x)) lalu selesaikan secara aljabar untuk mengisolasi bentuk P(u)du+dx/x=0; integralkan P(u) dengan sp.integrate dan bandingkan hasil akhir (setelah substitusi balik u=y/x) dengan solusi target.</w:t>
       </w:r>
     </w:p>
     <w:p>
@@ -10039,7 +10039,7 @@
           <w:color w:val="333333"/>
           <w:sz w:val="21"/>
         </w:rPr>
-        <w:t xml:space="preserve">Untuk tiap PD, cek eksak dulu (My==Nx), lalu cek homogen (uji derajat g,h dengan substitusi α), lalu cek variabel terpisah (bisa difaktorkan f(x)·g(y)); gunakan struktur if-elif berurutan dan simpan hasil di list of dict untuk dicetak sebagai tabel.</w:t>
+        <w:t xml:space="preserve">Untuk tiap PD, cek eksak dulu (My==Nx), lalu cek homogen (uji derajat g,h dengan substitusi α), lalu cek variabel terpisah (bisa difaktorkan f(x)*g(y)); gunakan struktur if-elif berurutan dan simpan hasil di list of dict untuk dicetak sebagai tabel.</w:t>
       </w:r>
     </w:p>
     <w:p>
@@ -10099,7 +10099,7 @@
           <w:color w:val="333333"/>
           <w:sz w:val="21"/>
         </w:rPr>
-        <w:t xml:space="preserve">Definisikan fungsi python g(y)=(4·1.5**2+y**2)**2/1.5**3-55, lakukan bisection pada [lo,hi]=[0,5] dengan mengecek tanda g(lo)·g(mid) untuk mempersempit interval hingga |g(mid)|&lt;1e-5.</w:t>
+        <w:t>Definisikan fungsi python g(y)=(4*1.5**2+y**2)**2/1.5**3-55, lakukan bisection pada [lo,hi]=[0,5] dengan mengecek tanda g(lo)*g(mid) untuk mempersempit interval hingga |g(mid)|&lt;1e-5.</w:t>
       </w:r>
     </w:p>
     <w:p>

--- a/Engineering-Mathematics/Modul-Word/Modul-3-PD-Homogen-dan-Eksak.docx
+++ b/Engineering-Mathematics/Modul-Word/Modul-3-PD-Homogen-dan-Eksak.docx
@@ -5225,6 +5225,15 @@
         </w:rPr>
         <w:t>Syarat eksak (uji eksak) menyatakan bahwa PD M dx+N dy=0 adalah eksak jika dan hanya jika turunan parsial silangnya sama.</w:t>
       </w:r>
+      <w:r>
+        <w:rPr>
+          <w:rFonts w:ascii="Arial" w:hAnsi="Arial" w:cs="Arial"/>
+          <w:b w:val="0"/>
+          <w:i w:val="0"/>
+          <w:sz w:val="22"/>
+        </w:rPr>
+        <w:t xml:space="preserve"> Rangkuman kuantitatifnya tertulis pada Persamaan (8).</w:t>
+      </w:r>
     </w:p>
     <w:p>
       <w:pPr>
@@ -5240,6 +5249,16 @@
           <w:sz w:val="22"/>
         </w:rPr>
         <w:t>∂M/∂y = ∂N/∂x</w:t>
+      </w:r>
+      <w:r>
+        <w:rPr>
+          <w:rFonts w:ascii="Arial" w:hAnsi="Arial" w:cs="Arial"/>
+          <w:b/>
+          <w:i/>
+          <w:color w:val="305496"/>
+          <w:sz w:val="22"/>
+        </w:rPr>
+        <w:t xml:space="preserve">   (8)</w:t>
       </w:r>
     </w:p>
     <w:p>
@@ -5500,16 +5519,16 @@
           <w:i w:val="0"/>
           <w:sz w:val="22"/>
         </w:rPr>
-        <w:t xml:space="preserve"> Rangkuman kuantitatifnya tertulis pada Persamaan (8).</w:t>
-      </w:r>
-      <w:r>
-        <w:rPr>
-          <w:rFonts w:ascii="Arial" w:hAnsi="Arial" w:cs="Arial"/>
-          <w:b w:val="0"/>
-          <w:i w:val="0"/>
-          <w:sz w:val="22"/>
-        </w:rPr>
         <w:t xml:space="preserve"> Hubungan ini dirangkum dalam Persamaan (9).</w:t>
+      </w:r>
+      <w:r>
+        <w:rPr>
+          <w:rFonts w:ascii="Arial" w:hAnsi="Arial" w:cs="Arial"/>
+          <w:b w:val="0"/>
+          <w:i w:val="0"/>
+          <w:sz w:val="22"/>
+        </w:rPr>
+        <w:t xml:space="preserve"> Bentuk ringkasnya dituliskan pada Persamaan (10).</w:t>
       </w:r>
     </w:p>
     <w:p>
@@ -5535,7 +5554,7 @@
           <w:color w:val="305496"/>
           <w:sz w:val="22"/>
         </w:rPr>
-        <w:t xml:space="preserve">   (8)</w:t>
+        <w:t xml:space="preserve">   (9)</w:t>
       </w:r>
     </w:p>
     <w:p>
@@ -5561,7 +5580,7 @@
           <w:color w:val="305496"/>
           <w:sz w:val="22"/>
         </w:rPr>
-        <w:t xml:space="preserve">   (9)</w:t>
+        <w:t xml:space="preserve">   (10)</w:t>
       </w:r>
     </w:p>
     <w:p>
@@ -5587,6 +5606,15 @@
         </w:rPr>
         <w:t>Selesaikan (3x²+2xy³) dx + (3x²y²−2y³) dy = 0. Identifikasi M=3x²+2xy³ dan N=3x²y²−2y³. Uji eksak: Mᵧ=∂(3x²+2xy³)/∂y=6xy², Nₓ=∂(3x²y²−2y³)/∂x=6xy². Karena Mᵧ=Nₓ, PD eksak. Integralkan M terhadap x: F=∫(3x²+2xy³)dx=x³+x²y³+g(y). Turunkan F terhadap y: Fᵧ=3x²y²+g'(y). Samakan dengan N: 3x²y²+g'(y)=3x²y²−2y³, sehingga g'(y)=−2y³ dan g(y)=−y⁴/2.</w:t>
       </w:r>
+      <w:r>
+        <w:rPr>
+          <w:rFonts w:ascii="Arial" w:hAnsi="Arial" w:cs="Arial"/>
+          <w:b w:val="0"/>
+          <w:i w:val="0"/>
+          <w:sz w:val="22"/>
+        </w:rPr>
+        <w:t xml:space="preserve"> Persamaan (11) memadatkan aturan tersebut.</w:t>
+      </w:r>
     </w:p>
     <w:p>
       <w:pPr>
@@ -5602,6 +5630,16 @@
           <w:sz w:val="22"/>
         </w:rPr>
         <w:t>✓ Solusi Umum:   x³ + x²y³ − ½y⁴ = c</w:t>
+      </w:r>
+      <w:r>
+        <w:rPr>
+          <w:rFonts w:ascii="Arial" w:hAnsi="Arial" w:cs="Arial"/>
+          <w:b/>
+          <w:i/>
+          <w:color w:val="305496"/>
+          <w:sz w:val="22"/>
+        </w:rPr>
+        <w:t xml:space="preserve">   (11)</w:t>
       </w:r>
     </w:p>
     <w:p>
@@ -5706,7 +5744,7 @@
           <w:i w:val="0"/>
           <w:sz w:val="22"/>
         </w:rPr>
-        <w:t xml:space="preserve"> Bentuk ringkasnya dituliskan pada Persamaan (10).</w:t>
+        <w:t xml:space="preserve"> Rangkuman kuantitatifnya tertulis pada Persamaan (12).</w:t>
       </w:r>
     </w:p>
     <w:p>
@@ -5732,7 +5770,7 @@
           <w:color w:val="305496"/>
           <w:sz w:val="22"/>
         </w:rPr>
-        <w:t xml:space="preserve">   (10)</w:t>
+        <w:t xml:space="preserve">   (12)</w:t>
       </w:r>
     </w:p>
     <w:p>
@@ -5765,7 +5803,7 @@
           <w:i w:val="0"/>
           <w:sz w:val="22"/>
         </w:rPr>
-        <w:t xml:space="preserve"> Persamaan (11) memadatkan aturan tersebut.</w:t>
+        <w:t xml:space="preserve"> Hubungan ini dirangkum dalam Persamaan (13).</w:t>
       </w:r>
     </w:p>
     <w:p>
@@ -5812,7 +5850,7 @@
           <w:color w:val="305496"/>
           <w:sz w:val="22"/>
         </w:rPr>
-        <w:t xml:space="preserve">   (11)</w:t>
+        <w:t xml:space="preserve">   (13)</w:t>
       </w:r>
     </w:p>
     <w:p>

--- a/Engineering-Mathematics/Modul-Word/Modul-3-PD-Homogen-dan-Eksak.docx
+++ b/Engineering-Mathematics/Modul-Word/Modul-3-PD-Homogen-dan-Eksak.docx
@@ -2923,8 +2923,11 @@
     </w:p>
     <w:p>
       <w:pPr>
+        <w:tabs>
+          <w:tab w:val="center" w:pos="4393"/>
+          <w:tab w:val="right" w:pos="8787"/>
+        </w:tabs>
         <w:spacing w:before="40" w:after="120"/>
-        <w:jc w:val="center"/>
       </w:pPr>
       <w:r>
         <w:rPr>
@@ -2934,7 +2937,7 @@
           <w:color w:val="305496"/>
           <w:sz w:val="22"/>
         </w:rPr>
-        <w:t>f(αx, αy) = αⁿ · f(x, y)</w:t>
+        <w:tab/>
       </w:r>
       <w:r>
         <w:rPr>
@@ -2944,7 +2947,18 @@
           <w:color w:val="305496"/>
           <w:sz w:val="22"/>
         </w:rPr>
-        <w:t xml:space="preserve">   (1)</w:t>
+        <w:t>f(αx, αy) = αⁿ · f(x, y)</w:t>
+      </w:r>
+      <w:r>
+        <w:rPr>
+          <w:rFonts w:ascii="Arial" w:hAnsi="Arial" w:cs="Arial"/>
+          <w:b/>
+          <w:i/>
+          <w:color w:val="305496"/>
+          <w:sz w:val="22"/>
+        </w:rPr>
+        <w:tab/>
+        <w:t xml:space="preserve">(1)</w:t>
       </w:r>
     </w:p>
     <w:p>
@@ -3159,8 +3173,11 @@
     </w:p>
     <w:p>
       <w:pPr>
+        <w:tabs>
+          <w:tab w:val="center" w:pos="4393"/>
+          <w:tab w:val="right" w:pos="8787"/>
+        </w:tabs>
         <w:spacing w:before="40" w:after="120"/>
-        <w:jc w:val="center"/>
       </w:pPr>
       <w:r>
         <w:rPr>
@@ -3170,7 +3187,7 @@
           <w:color w:val="305496"/>
           <w:sz w:val="22"/>
         </w:rPr>
-        <w:t>g(x, y) dx + h(x, y) dy = 0,   dengan g(αx,αy)=αⁿg(x,y) dan h(αx,αy)=αⁿh(x,y)</w:t>
+        <w:tab/>
       </w:r>
       <w:r>
         <w:rPr>
@@ -3180,7 +3197,18 @@
           <w:color w:val="305496"/>
           <w:sz w:val="22"/>
         </w:rPr>
-        <w:t xml:space="preserve">   (2)</w:t>
+        <w:t>g(x, y) dx + h(x, y) dy = 0,   dengan g(αx,αy)=αⁿg(x,y) dan h(αx,αy)=αⁿh(x,y)</w:t>
+      </w:r>
+      <w:r>
+        <w:rPr>
+          <w:rFonts w:ascii="Arial" w:hAnsi="Arial" w:cs="Arial"/>
+          <w:b/>
+          <w:i/>
+          <w:color w:val="305496"/>
+          <w:sz w:val="22"/>
+        </w:rPr>
+        <w:tab/>
+        <w:t xml:space="preserve">(2)</w:t>
       </w:r>
     </w:p>
     <w:p>
@@ -4149,8 +4177,11 @@
     </w:p>
     <w:p>
       <w:pPr>
+        <w:tabs>
+          <w:tab w:val="center" w:pos="4393"/>
+          <w:tab w:val="right" w:pos="8787"/>
+        </w:tabs>
         <w:spacing w:before="40" w:after="120"/>
-        <w:jc w:val="center"/>
       </w:pPr>
       <w:r>
         <w:rPr>
@@ -4160,7 +4191,7 @@
           <w:color w:val="305496"/>
           <w:sz w:val="22"/>
         </w:rPr>
-        <w:t>Cara 1 (y=ux):  ∫dx/x + ∫h(1,u)/[g(1,u)+u·h(1,u)] du = c</w:t>
+        <w:tab/>
       </w:r>
       <w:r>
         <w:rPr>
@@ -4170,7 +4201,18 @@
           <w:color w:val="305496"/>
           <w:sz w:val="22"/>
         </w:rPr>
-        <w:t xml:space="preserve">   (3)</w:t>
+        <w:t>Cara 1 (y=ux):  ∫dx/x + ∫h(1,u)/[g(1,u)+u·h(1,u)] du = c</w:t>
+      </w:r>
+      <w:r>
+        <w:rPr>
+          <w:rFonts w:ascii="Arial" w:hAnsi="Arial" w:cs="Arial"/>
+          <w:b/>
+          <w:i/>
+          <w:color w:val="305496"/>
+          <w:sz w:val="22"/>
+        </w:rPr>
+        <w:tab/>
+        <w:t xml:space="preserve">(3)</w:t>
       </w:r>
     </w:p>
     <w:p>
@@ -4208,8 +4250,11 @@
     </w:p>
     <w:p>
       <w:pPr>
+        <w:tabs>
+          <w:tab w:val="center" w:pos="4393"/>
+          <w:tab w:val="right" w:pos="8787"/>
+        </w:tabs>
         <w:spacing w:before="40" w:after="120"/>
-        <w:jc w:val="center"/>
       </w:pPr>
       <w:r>
         <w:rPr>
@@ -4219,7 +4264,7 @@
           <w:color w:val="305496"/>
           <w:sz w:val="22"/>
         </w:rPr>
-        <w:t>Cara 2 (x=vy):  ∫g(v,1)/[v·g(v,1)+h(v,1)] dv + ∫dy/y = c</w:t>
+        <w:tab/>
       </w:r>
       <w:r>
         <w:rPr>
@@ -4229,7 +4274,18 @@
           <w:color w:val="305496"/>
           <w:sz w:val="22"/>
         </w:rPr>
-        <w:t xml:space="preserve">   (4)</w:t>
+        <w:t>Cara 2 (x=vy):  ∫g(v,1)/[v·g(v,1)+h(v,1)] dv + ∫dy/y = c</w:t>
+      </w:r>
+      <w:r>
+        <w:rPr>
+          <w:rFonts w:ascii="Arial" w:hAnsi="Arial" w:cs="Arial"/>
+          <w:b/>
+          <w:i/>
+          <w:color w:val="305496"/>
+          <w:sz w:val="22"/>
+        </w:rPr>
+        <w:tab/>
+        <w:t xml:space="preserve">(4)</w:t>
       </w:r>
     </w:p>
     <w:p>
@@ -4896,8 +4952,11 @@
     </w:p>
     <w:p>
       <w:pPr>
+        <w:tabs>
+          <w:tab w:val="center" w:pos="4393"/>
+          <w:tab w:val="right" w:pos="8787"/>
+        </w:tabs>
         <w:spacing w:before="40" w:after="120"/>
-        <w:jc w:val="center"/>
       </w:pPr>
       <w:r>
         <w:rPr>
@@ -4907,7 +4966,7 @@
           <w:color w:val="305496"/>
           <w:sz w:val="22"/>
         </w:rPr>
-        <w:t>✓ Solusi Umum:   (4x² + y²)² = c · x³</w:t>
+        <w:tab/>
       </w:r>
       <w:r>
         <w:rPr>
@@ -4917,7 +4976,18 @@
           <w:color w:val="305496"/>
           <w:sz w:val="22"/>
         </w:rPr>
-        <w:t xml:space="preserve">   (5)</w:t>
+        <w:t>✓ Solusi Umum:   (4x² + y²)² = c · x³</w:t>
+      </w:r>
+      <w:r>
+        <w:rPr>
+          <w:rFonts w:ascii="Arial" w:hAnsi="Arial" w:cs="Arial"/>
+          <w:b/>
+          <w:i/>
+          <w:color w:val="305496"/>
+          <w:sz w:val="22"/>
+        </w:rPr>
+        <w:tab/>
+        <w:t xml:space="preserve">(5)</w:t>
       </w:r>
     </w:p>
     <w:p>
@@ -5051,8 +5121,11 @@
     </w:p>
     <w:p>
       <w:pPr>
+        <w:tabs>
+          <w:tab w:val="center" w:pos="4393"/>
+          <w:tab w:val="right" w:pos="8787"/>
+        </w:tabs>
         <w:spacing w:before="40" w:after="120"/>
-        <w:jc w:val="center"/>
       </w:pPr>
       <w:r>
         <w:rPr>
@@ -5062,7 +5135,7 @@
           <w:color w:val="305496"/>
           <w:sz w:val="22"/>
         </w:rPr>
-        <w:t xml:space="preserve">✓ Solusi Umum:   e</w:t>
+        <w:tab/>
       </w:r>
       <w:r>
         <w:rPr>
@@ -5071,9 +5144,8 @@
           <w:i/>
           <w:color w:val="305496"/>
           <w:sz w:val="22"/>
-          <w:vertAlign w:val="superscript"/>
-        </w:rPr>
-        <w:t xml:space="preserve">x/y</w:t>
+        </w:rPr>
+        <w:t xml:space="preserve">✓ Solusi Umum:   e</w:t>
       </w:r>
       <w:r>
         <w:rPr>
@@ -5082,8 +5154,9 @@
           <w:i/>
           <w:color w:val="305496"/>
           <w:sz w:val="22"/>
-        </w:rPr>
-        <w:t xml:space="preserve">³ = c · y³</w:t>
+          <w:vertAlign w:val="superscript"/>
+        </w:rPr>
+        <w:t xml:space="preserve">x/y</w:t>
       </w:r>
       <w:r>
         <w:rPr>
@@ -5093,7 +5166,18 @@
           <w:color w:val="305496"/>
           <w:sz w:val="22"/>
         </w:rPr>
-        <w:t xml:space="preserve">   (6)</w:t>
+        <w:t xml:space="preserve">³ = c · y³</w:t>
+      </w:r>
+      <w:r>
+        <w:rPr>
+          <w:rFonts w:ascii="Arial" w:hAnsi="Arial" w:cs="Arial"/>
+          <w:b/>
+          <w:i/>
+          <w:color w:val="305496"/>
+          <w:sz w:val="22"/>
+        </w:rPr>
+        <w:tab/>
+        <w:t xml:space="preserve">(6)</w:t>
       </w:r>
     </w:p>
     <w:p>
@@ -5178,8 +5262,11 @@
     </w:p>
     <w:p>
       <w:pPr>
+        <w:tabs>
+          <w:tab w:val="center" w:pos="4393"/>
+          <w:tab w:val="right" w:pos="8787"/>
+        </w:tabs>
         <w:spacing w:before="40" w:after="120"/>
-        <w:jc w:val="center"/>
       </w:pPr>
       <w:r>
         <w:rPr>
@@ -5189,7 +5276,7 @@
           <w:color w:val="305496"/>
           <w:sz w:val="22"/>
         </w:rPr>
-        <w:t>PD M(x,y) dx + N(x,y) dy = 0 disebut EKSAK jika ada F(x,y) dengan ∂F/∂x = M dan ∂F/∂y = N</w:t>
+        <w:tab/>
       </w:r>
       <w:r>
         <w:rPr>
@@ -5199,7 +5286,18 @@
           <w:color w:val="305496"/>
           <w:sz w:val="22"/>
         </w:rPr>
-        <w:t xml:space="preserve">   (7)</w:t>
+        <w:t>PD M(x,y) dx + N(x,y) dy = 0 disebut EKSAK jika ada F(x,y) dengan ∂F/∂x = M dan ∂F/∂y = N</w:t>
+      </w:r>
+      <w:r>
+        <w:rPr>
+          <w:rFonts w:ascii="Arial" w:hAnsi="Arial" w:cs="Arial"/>
+          <w:b/>
+          <w:i/>
+          <w:color w:val="305496"/>
+          <w:sz w:val="22"/>
+        </w:rPr>
+        <w:tab/>
+        <w:t xml:space="preserve">(7)</w:t>
       </w:r>
     </w:p>
     <w:p>
@@ -5237,8 +5335,11 @@
     </w:p>
     <w:p>
       <w:pPr>
+        <w:tabs>
+          <w:tab w:val="center" w:pos="4393"/>
+          <w:tab w:val="right" w:pos="8787"/>
+        </w:tabs>
         <w:spacing w:before="40" w:after="120"/>
-        <w:jc w:val="center"/>
       </w:pPr>
       <w:r>
         <w:rPr>
@@ -5248,7 +5349,7 @@
           <w:color w:val="305496"/>
           <w:sz w:val="22"/>
         </w:rPr>
-        <w:t>∂M/∂y = ∂N/∂x</w:t>
+        <w:tab/>
       </w:r>
       <w:r>
         <w:rPr>
@@ -5258,7 +5359,18 @@
           <w:color w:val="305496"/>
           <w:sz w:val="22"/>
         </w:rPr>
-        <w:t xml:space="preserve">   (8)</w:t>
+        <w:t>∂M/∂y = ∂N/∂x</w:t>
+      </w:r>
+      <w:r>
+        <w:rPr>
+          <w:rFonts w:ascii="Arial" w:hAnsi="Arial" w:cs="Arial"/>
+          <w:b/>
+          <w:i/>
+          <w:color w:val="305496"/>
+          <w:sz w:val="22"/>
+        </w:rPr>
+        <w:tab/>
+        <w:t xml:space="preserve">(8)</w:t>
       </w:r>
     </w:p>
     <w:p>
@@ -5533,8 +5645,11 @@
     </w:p>
     <w:p>
       <w:pPr>
+        <w:tabs>
+          <w:tab w:val="center" w:pos="4393"/>
+          <w:tab w:val="right" w:pos="8787"/>
+        </w:tabs>
         <w:spacing w:before="40" w:after="120"/>
-        <w:jc w:val="center"/>
       </w:pPr>
       <w:r>
         <w:rPr>
@@ -5544,7 +5659,7 @@
           <w:color w:val="305496"/>
           <w:sz w:val="22"/>
         </w:rPr>
-        <w:t>Jalur ∫M dx:  F = ∫M dx + g(y),  g(y) = ∫[N − ∂/∂y∫M dx] dy + c</w:t>
+        <w:tab/>
       </w:r>
       <w:r>
         <w:rPr>
@@ -5554,14 +5669,8 @@
           <w:color w:val="305496"/>
           <w:sz w:val="22"/>
         </w:rPr>
-        <w:t xml:space="preserve">   (9)</w:t>
-      </w:r>
-    </w:p>
-    <w:p>
-      <w:pPr>
-        <w:spacing w:before="40" w:after="120"/>
-        <w:jc w:val="center"/>
-      </w:pPr>
+        <w:t>Jalur ∫M dx:  F = ∫M dx + g(y),  g(y) = ∫[N − ∂/∂y∫M dx] dy + c</w:t>
+      </w:r>
       <w:r>
         <w:rPr>
           <w:rFonts w:ascii="Arial" w:hAnsi="Arial" w:cs="Arial"/>
@@ -5570,8 +5679,18 @@
           <w:color w:val="305496"/>
           <w:sz w:val="22"/>
         </w:rPr>
-        <w:t>Jalur ∫N dy:  F = ∫N dy + f(x),  f(x) = ∫[M − ∂/∂x∫N dy] dx + c</w:t>
-      </w:r>
+        <w:tab/>
+        <w:t xml:space="preserve">(9)</w:t>
+      </w:r>
+    </w:p>
+    <w:p>
+      <w:pPr>
+        <w:tabs>
+          <w:tab w:val="center" w:pos="4393"/>
+          <w:tab w:val="right" w:pos="8787"/>
+        </w:tabs>
+        <w:spacing w:before="40" w:after="120"/>
+      </w:pPr>
       <w:r>
         <w:rPr>
           <w:rFonts w:ascii="Arial" w:hAnsi="Arial" w:cs="Arial"/>
@@ -5580,7 +5699,28 @@
           <w:color w:val="305496"/>
           <w:sz w:val="22"/>
         </w:rPr>
-        <w:t xml:space="preserve">   (10)</w:t>
+        <w:tab/>
+      </w:r>
+      <w:r>
+        <w:rPr>
+          <w:rFonts w:ascii="Arial" w:hAnsi="Arial" w:cs="Arial"/>
+          <w:b/>
+          <w:i/>
+          <w:color w:val="305496"/>
+          <w:sz w:val="22"/>
+        </w:rPr>
+        <w:t>Jalur ∫N dy:  F = ∫N dy + f(x),  f(x) = ∫[M − ∂/∂x∫N dy] dx + c</w:t>
+      </w:r>
+      <w:r>
+        <w:rPr>
+          <w:rFonts w:ascii="Arial" w:hAnsi="Arial" w:cs="Arial"/>
+          <w:b/>
+          <w:i/>
+          <w:color w:val="305496"/>
+          <w:sz w:val="22"/>
+        </w:rPr>
+        <w:tab/>
+        <w:t xml:space="preserve">(10)</w:t>
       </w:r>
     </w:p>
     <w:p>
@@ -5618,8 +5758,11 @@
     </w:p>
     <w:p>
       <w:pPr>
+        <w:tabs>
+          <w:tab w:val="center" w:pos="4393"/>
+          <w:tab w:val="right" w:pos="8787"/>
+        </w:tabs>
         <w:spacing w:before="40" w:after="120"/>
-        <w:jc w:val="center"/>
       </w:pPr>
       <w:r>
         <w:rPr>
@@ -5629,7 +5772,7 @@
           <w:color w:val="305496"/>
           <w:sz w:val="22"/>
         </w:rPr>
-        <w:t>✓ Solusi Umum:   x³ + x²y³ − ½y⁴ = c</w:t>
+        <w:tab/>
       </w:r>
       <w:r>
         <w:rPr>
@@ -5639,7 +5782,18 @@
           <w:color w:val="305496"/>
           <w:sz w:val="22"/>
         </w:rPr>
-        <w:t xml:space="preserve">   (11)</w:t>
+        <w:t>✓ Solusi Umum:   x³ + x²y³ − ½y⁴ = c</w:t>
+      </w:r>
+      <w:r>
+        <w:rPr>
+          <w:rFonts w:ascii="Arial" w:hAnsi="Arial" w:cs="Arial"/>
+          <w:b/>
+          <w:i/>
+          <w:color w:val="305496"/>
+          <w:sz w:val="22"/>
+        </w:rPr>
+        <w:tab/>
+        <w:t xml:space="preserve">(11)</w:t>
       </w:r>
     </w:p>
     <w:p>
@@ -5749,8 +5903,11 @@
     </w:p>
     <w:p>
       <w:pPr>
+        <w:tabs>
+          <w:tab w:val="center" w:pos="4393"/>
+          <w:tab w:val="right" w:pos="8787"/>
+        </w:tabs>
         <w:spacing w:before="40" w:after="120"/>
-        <w:jc w:val="center"/>
       </w:pPr>
       <w:r>
         <w:rPr>
@@ -5760,7 +5917,7 @@
           <w:color w:val="305496"/>
           <w:sz w:val="22"/>
         </w:rPr>
-        <w:t>✓ Solusi Umum:   sin x + 2y³ + x² cos²y = c</w:t>
+        <w:tab/>
       </w:r>
       <w:r>
         <w:rPr>
@@ -5770,7 +5927,18 @@
           <w:color w:val="305496"/>
           <w:sz w:val="22"/>
         </w:rPr>
-        <w:t xml:space="preserve">   (12)</w:t>
+        <w:t>✓ Solusi Umum:   sin x + 2y³ + x² cos²y = c</w:t>
+      </w:r>
+      <w:r>
+        <w:rPr>
+          <w:rFonts w:ascii="Arial" w:hAnsi="Arial" w:cs="Arial"/>
+          <w:b/>
+          <w:i/>
+          <w:color w:val="305496"/>
+          <w:sz w:val="22"/>
+        </w:rPr>
+        <w:tab/>
+        <w:t xml:space="preserve">(12)</w:t>
       </w:r>
     </w:p>
     <w:p>
@@ -5808,8 +5976,11 @@
     </w:p>
     <w:p>
       <w:pPr>
+        <w:tabs>
+          <w:tab w:val="center" w:pos="4393"/>
+          <w:tab w:val="right" w:pos="8787"/>
+        </w:tabs>
         <w:spacing w:before="40" w:after="120"/>
-        <w:jc w:val="center"/>
       </w:pPr>
       <w:r>
         <w:rPr>
@@ -5819,7 +5990,7 @@
           <w:color w:val="305496"/>
           <w:sz w:val="22"/>
         </w:rPr>
-        <w:t xml:space="preserve">✓ Solusi Khusus:   x + e</w:t>
+        <w:tab/>
       </w:r>
       <w:r>
         <w:rPr>
@@ -5828,9 +5999,8 @@
           <w:i/>
           <w:color w:val="305496"/>
           <w:sz w:val="22"/>
-          <w:vertAlign w:val="superscript"/>
-        </w:rPr>
-        <w:t xml:space="preserve">xy</w:t>
+        </w:rPr>
+        <w:t xml:space="preserve">✓ Solusi Khusus:   x + e</w:t>
       </w:r>
       <w:r>
         <w:rPr>
@@ -5839,8 +6009,9 @@
           <w:i/>
           <w:color w:val="305496"/>
           <w:sz w:val="22"/>
-        </w:rPr>
-        <w:t xml:space="preserve"> + y² = 5</w:t>
+          <w:vertAlign w:val="superscript"/>
+        </w:rPr>
+        <w:t xml:space="preserve">xy</w:t>
       </w:r>
       <w:r>
         <w:rPr>
@@ -5850,7 +6021,18 @@
           <w:color w:val="305496"/>
           <w:sz w:val="22"/>
         </w:rPr>
-        <w:t xml:space="preserve">   (13)</w:t>
+        <w:t xml:space="preserve"> + y² = 5</w:t>
+      </w:r>
+      <w:r>
+        <w:rPr>
+          <w:rFonts w:ascii="Arial" w:hAnsi="Arial" w:cs="Arial"/>
+          <w:b/>
+          <w:i/>
+          <w:color w:val="305496"/>
+          <w:sz w:val="22"/>
+        </w:rPr>
+        <w:tab/>
+        <w:t xml:space="preserve">(13)</w:t>
       </w:r>
     </w:p>
     <w:p>

--- a/Engineering-Mathematics/Modul-Word/Modul-3-PD-Homogen-dan-Eksak.docx
+++ b/Engineering-Mathematics/Modul-Word/Modul-3-PD-Homogen-dan-Eksak.docx
@@ -2579,45 +2579,65 @@
     <w:p>
       <w:pPr>
         <w:pBdr>
-          <w:top w:val="single" w:sz="8" w:space="6" w:color="2E9E6B"/>
-          <w:left w:val="single" w:sz="8" w:space="6" w:color="2E9E6B"/>
-          <w:bottom w:val="single" w:sz="8" w:space="6" w:color="2E9E6B"/>
-          <w:right w:val="single" w:sz="8" w:space="6" w:color="2E9E6B"/>
+          <w:top w:val="single" w:sz="6" w:space="10" w:color="BFE3D0"/>
+          <w:left w:val="single" w:sz="24" w:space="12" w:color="1F7A55"/>
+          <w:bottom w:val="single" w:sz="6" w:space="10" w:color="BFE3D0"/>
+          <w:right w:val="single" w:sz="6" w:space="10" w:color="BFE3D0"/>
         </w:pBdr>
-        <w:shd w:val="clear" w:fill="EAF7F0"/>
-        <w:spacing w:before="80" w:after="240"/>
-      </w:pPr>
-      <w:r>
-        <w:rPr>
-          <w:rFonts w:ascii="Arial" w:hAnsi="Arial" w:cs="Arial"/>
-          <w:b/>
-          <w:i w:val="0"/>
-          <w:color w:val="1F3864"/>
-          <w:sz w:val="21"/>
-        </w:rPr>
-        <w:t xml:space="preserve">🔗 Modul Interaktif: </w:t>
+        <w:shd w:val="clear" w:fill="F1FAF5"/>
+        <w:spacing w:before="140" w:after="60" w:line="264" w:lineRule="auto"/>
+        <w:ind w:left="170" w:right="170"/>
+        <w:jc w:val="left"/>
+      </w:pPr>
+      <w:r>
+        <w:rPr>
+          <w:rFonts w:ascii="Arial" w:hAnsi="Arial" w:cs="Arial"/>
+          <w:b/>
+          <w:i w:val="0"/>
+          <w:color w:val="1F7A55"/>
+          <w:sz w:val="17"/>
+          <w:spacing w:val="30"/>
+        </w:rPr>
+        <w:t xml:space="preserve">🔗 MODUL INTERAKTIF</w:t>
+      </w:r>
+      <w:r>
+        <w:br/>
       </w:r>
       <w:hyperlink r:id="rId19">
         <w:r>
           <w:rPr>
             <w:rFonts w:ascii="Arial" w:hAnsi="Arial" w:cs="Arial"/>
-            <w:sz w:val="22"/>
+            <w:b/>
             <w:color w:val="0563C1"/>
+            <w:sz w:val="20"/>
             <w:u w:val="single"/>
-            <w:b/>
           </w:rPr>
           <w:t xml:space="preserve">https://dedik-romahadi.github.io/Mechanical-Engineering-Courses/Engineering-Mathematics/Modul/Modul-3.html</w:t>
         </w:r>
       </w:hyperlink>
-      <w:r>
-        <w:rPr>
-          <w:rFonts w:ascii="Arial" w:hAnsi="Arial" w:cs="Arial"/>
-          <w:b w:val="0"/>
-          <w:i w:val="0"/>
-          <w:color w:val="333333"/>
-          <w:sz w:val="20"/>
-        </w:rPr>
-        <w:t>. Pada layar masuk, pilih tombol “👁️ Mode Preview (Tanpa Login)” untuk melihat modul lengkap (animasi, kalkulator interaktif, editor kode Python langsung di browser) tanpa perlu akun. Soal pada Mode Preview bersifat tampilan saja; jawaban benar/salah dan poin tidak aktif.</w:t>
+    </w:p>
+    <w:p>
+      <w:pPr>
+        <w:pBdr>
+          <w:top w:val="single" w:sz="6" w:space="10" w:color="BFE3D0"/>
+          <w:left w:val="single" w:sz="24" w:space="12" w:color="1F7A55"/>
+          <w:bottom w:val="single" w:sz="6" w:space="10" w:color="BFE3D0"/>
+          <w:right w:val="single" w:sz="6" w:space="10" w:color="BFE3D0"/>
+        </w:pBdr>
+        <w:shd w:val="clear" w:fill="F1FAF5"/>
+        <w:spacing w:before="0" w:after="140" w:line="264" w:lineRule="auto"/>
+        <w:ind w:left="170" w:right="170"/>
+        <w:jc w:val="left"/>
+      </w:pPr>
+      <w:r>
+        <w:rPr>
+          <w:rFonts w:ascii="Arial" w:hAnsi="Arial" w:cs="Arial"/>
+          <w:b w:val="0"/>
+          <w:i w:val="0"/>
+          <w:color w:val="44525F"/>
+          <w:sz w:val="19"/>
+        </w:rPr>
+        <w:t xml:space="preserve">Pada layar masuk, pilih tombol “👁️ Mode Preview (Tanpa Login)” untuk melihat modul lengkap (animasi, kalkulator interaktif, editor kode Python langsung di browser) tanpa perlu akun. Soal pada Mode Preview bersifat tampilan saja; jawaban benar/salah dan poin tidak aktif.</w:t>
       </w:r>
     </w:p>
     <w:p>
